--- a/KHBD_Tin_học/Lớp_3/Tuần_10/De_kiem_tra_DGDK1_Tin_hoc_Lop_3.docx
+++ b/KHBD_Tin_học/Lớp_3/Tuần_10/De_kiem_tra_DGDK1_Tin_hoc_Lop_3.docx
@@ -370,1156 +370,1778 @@
     </w:tbl>
     <w:p>
       <w:pPr>
-        <w:spacing w:before="0" w:after="80" w:line="276" w:lineRule="auto"/>
-        <w:jc w:val="left"/>
-      </w:pPr>
-    </w:p>
-    <w:p>
-      <w:pPr>
-        <w:spacing w:before="120" w:after="80" w:line="276" w:lineRule="auto"/>
-        <w:jc w:val="left"/>
+        <w:spacing w:after="80"/>
+      </w:pPr>
+    </w:p>
+    <w:p>
+      <w:pPr>
+        <w:spacing w:before="120" w:after="40"/>
+      </w:pPr>
+      <w:r>
+        <w:rPr>
+          <w:rFonts w:ascii="Times New Roman" w:hAnsi="Times New Roman" w:cs="Times New Roman" w:eastAsia="Times New Roman"/>
+          <w:sz w:val="26"/>
+          <w:szCs w:val="26"/>
+          <w:b/>
+          <w:bCs/>
+        </w:rPr>
+        <w:t xml:space="preserve">PHẦN I. TRẮC NGHIỆM KHÁCH QUAN (20 câu – 5,0 điểm)</w:t>
+      </w:r>
+    </w:p>
+    <w:p>
+      <w:pPr>
+        <w:spacing w:after="120"/>
+      </w:pPr>
+      <w:r>
+        <w:rPr>
+          <w:rFonts w:ascii="Times New Roman" w:hAnsi="Times New Roman" w:cs="Times New Roman" w:eastAsia="Times New Roman"/>
+          <w:sz w:val="26"/>
+          <w:szCs w:val="26"/>
+          <w:i/>
+          <w:iCs/>
+        </w:rPr>
+        <w:t xml:space="preserve">Khoanh tròn vào chữ cái (A, B, C hoặc D) đứng trước câu trả lời đúng nhất:</w:t>
+      </w:r>
+    </w:p>
+    <w:p>
+      <w:pPr>
+        <w:spacing w:before="120" w:after="40"/>
       </w:pPr>
       <w:r>
         <w:rPr>
           <w:rFonts w:ascii="Times New Roman" w:hAnsi="Times New Roman"/>
+          <w:sz w:val="26"/>
           <w:b/>
-          <w:i w:val="0"/>
-          <w:sz w:val="26"/>
-          <w:rFonts w:ascii="Times New Roman" w:hAnsi="Times New Roman" w:cs="Times New Roman"/>
-        </w:rPr>
-        <w:t>PHẦN I. TRẮC NGHIỆM KHÁCH QUAN (20 câu – 5,0 điểm)</w:t>
-      </w:r>
-    </w:p>
-    <w:p>
-      <w:pPr>
-        <w:spacing w:before="0" w:after="80" w:line="276" w:lineRule="auto"/>
-        <w:jc w:val="left"/>
-      </w:pPr>
+        </w:rPr>
+        <w:t xml:space="preserve">Câu 1. </w:t>
+      </w:r>
       <w:r>
         <w:rPr>
           <w:rFonts w:ascii="Times New Roman" w:hAnsi="Times New Roman"/>
-          <w:b w:val="0"/>
+          <w:sz w:val="26"/>
+        </w:rPr>
+        <w:t xml:space="preserve">Thông tin là gì?</w:t>
+      </w:r>
+    </w:p>
+    <w:p>
+      <w:pPr>
+        <w:spacing w:before="20" w:after="40"/>
+        <w:ind w:left="360"/>
+      </w:pPr>
+      <w:r>
+        <w:rPr>
+          <w:rFonts w:ascii="Times New Roman" w:hAnsi="Times New Roman" w:cs="Times New Roman" w:eastAsia="Times New Roman"/>
+          <w:sz w:val="26"/>
+          <w:szCs w:val="26"/>
+        </w:rPr>
+        <w:t xml:space="preserve">A. Là các loại máy móc</w:t>
+      </w:r>
+    </w:p>
+    <w:p>
+      <w:pPr>
+        <w:spacing w:before="20" w:after="40"/>
+        <w:ind w:left="360"/>
+      </w:pPr>
+      <w:r>
+        <w:rPr>
+          <w:rFonts w:ascii="Times New Roman" w:hAnsi="Times New Roman" w:cs="Times New Roman" w:eastAsia="Times New Roman"/>
+          <w:sz w:val="26"/>
+          <w:szCs w:val="26"/>
+        </w:rPr>
+        <w:t xml:space="preserve">B. Là sách vở</w:t>
+      </w:r>
+    </w:p>
+    <w:p>
+      <w:pPr>
+        <w:spacing w:before="20" w:after="40"/>
+        <w:ind w:left="360"/>
+      </w:pPr>
+      <w:r>
+        <w:rPr>
+          <w:rFonts w:ascii="Times New Roman" w:hAnsi="Times New Roman" w:cs="Times New Roman" w:eastAsia="Times New Roman"/>
+          <w:sz w:val="26"/>
+          <w:szCs w:val="26"/>
+        </w:rPr>
+        <w:t xml:space="preserve">C. Là những hiểu biết về thế giới xung quanh</w:t>
+      </w:r>
+    </w:p>
+    <w:p>
+      <w:pPr>
+        <w:spacing w:before="20" w:after="40"/>
+        <w:ind w:left="360"/>
+      </w:pPr>
+      <w:r>
+        <w:rPr>
+          <w:rFonts w:ascii="Times New Roman" w:hAnsi="Times New Roman" w:cs="Times New Roman" w:eastAsia="Times New Roman"/>
+          <w:sz w:val="26"/>
+          <w:szCs w:val="26"/>
+        </w:rPr>
+        <w:t xml:space="preserve">D. Là đồ chơi</w:t>
+      </w:r>
+    </w:p>
+    <w:p>
+      <w:pPr>
+        <w:spacing w:before="120" w:after="40"/>
+      </w:pPr>
+      <w:r>
+        <w:rPr>
+          <w:rFonts w:ascii="Times New Roman" w:hAnsi="Times New Roman"/>
+          <w:sz w:val="26"/>
+          <w:b/>
+        </w:rPr>
+        <w:t xml:space="preserve">Câu 2. </w:t>
+      </w:r>
+      <w:r>
+        <w:rPr>
+          <w:rFonts w:ascii="Times New Roman" w:hAnsi="Times New Roman"/>
+          <w:sz w:val="26"/>
+        </w:rPr>
+        <w:t xml:space="preserve">Em thu nhận thông tin bằng cách nào?</w:t>
+      </w:r>
+    </w:p>
+    <w:p>
+      <w:pPr>
+        <w:spacing w:before="20" w:after="40"/>
+        <w:ind w:left="360"/>
+      </w:pPr>
+      <w:r>
+        <w:rPr>
+          <w:rFonts w:ascii="Times New Roman" w:hAnsi="Times New Roman" w:cs="Times New Roman" w:eastAsia="Times New Roman"/>
+          <w:sz w:val="26"/>
+          <w:szCs w:val="26"/>
+        </w:rPr>
+        <w:t xml:space="preserve">A. Chỉ bằng tai</w:t>
+      </w:r>
+    </w:p>
+    <w:p>
+      <w:pPr>
+        <w:spacing w:before="20" w:after="40"/>
+        <w:ind w:left="360"/>
+      </w:pPr>
+      <w:r>
+        <w:rPr>
+          <w:rFonts w:ascii="Times New Roman" w:hAnsi="Times New Roman" w:cs="Times New Roman" w:eastAsia="Times New Roman"/>
+          <w:sz w:val="26"/>
+          <w:szCs w:val="26"/>
+        </w:rPr>
+        <w:t xml:space="preserve">B. Chỉ bằng mũi</w:t>
+      </w:r>
+    </w:p>
+    <w:p>
+      <w:pPr>
+        <w:spacing w:before="20" w:after="40"/>
+        <w:ind w:left="360"/>
+      </w:pPr>
+      <w:r>
+        <w:rPr>
+          <w:rFonts w:ascii="Times New Roman" w:hAnsi="Times New Roman" w:cs="Times New Roman" w:eastAsia="Times New Roman"/>
+          <w:sz w:val="26"/>
+          <w:szCs w:val="26"/>
+        </w:rPr>
+        <w:t xml:space="preserve">C. Chỉ bằng mắt</w:t>
+      </w:r>
+    </w:p>
+    <w:p>
+      <w:pPr>
+        <w:spacing w:before="20" w:after="40"/>
+        <w:ind w:left="360"/>
+      </w:pPr>
+      <w:r>
+        <w:rPr>
+          <w:rFonts w:ascii="Times New Roman" w:hAnsi="Times New Roman" w:cs="Times New Roman" w:eastAsia="Times New Roman"/>
+          <w:sz w:val="26"/>
+          <w:szCs w:val="26"/>
+        </w:rPr>
+        <w:t xml:space="preserve">D. Bằng các giác quan</w:t>
+      </w:r>
+    </w:p>
+    <w:p>
+      <w:pPr>
+        <w:spacing w:before="120" w:after="40"/>
+      </w:pPr>
+      <w:r>
+        <w:rPr>
+          <w:rFonts w:ascii="Times New Roman" w:hAnsi="Times New Roman"/>
+          <w:sz w:val="26"/>
+          <w:b/>
+        </w:rPr>
+        <w:t xml:space="preserve">Câu 3. </w:t>
+      </w:r>
+      <w:r>
+        <w:rPr>
+          <w:rFonts w:ascii="Times New Roman" w:hAnsi="Times New Roman"/>
+          <w:sz w:val="26"/>
+        </w:rPr>
+        <w:t xml:space="preserve">Khi nghe tiếng chuông báo hết giờ ra chơi, em biết cần phải làm gì?</w:t>
+      </w:r>
+    </w:p>
+    <w:p>
+      <w:pPr>
+        <w:spacing w:before="20" w:after="40"/>
+        <w:ind w:left="360"/>
+      </w:pPr>
+      <w:r>
+        <w:rPr>
+          <w:rFonts w:ascii="Times New Roman" w:hAnsi="Times New Roman" w:cs="Times New Roman" w:eastAsia="Times New Roman"/>
+          <w:sz w:val="26"/>
+          <w:szCs w:val="26"/>
+        </w:rPr>
+        <w:t xml:space="preserve">A. Tiếp tục chơi</w:t>
+      </w:r>
+    </w:p>
+    <w:p>
+      <w:pPr>
+        <w:spacing w:before="20" w:after="40"/>
+        <w:ind w:left="360"/>
+      </w:pPr>
+      <w:r>
+        <w:rPr>
+          <w:rFonts w:ascii="Times New Roman" w:hAnsi="Times New Roman" w:cs="Times New Roman" w:eastAsia="Times New Roman"/>
+          <w:sz w:val="26"/>
+          <w:szCs w:val="26"/>
+        </w:rPr>
+        <w:t xml:space="preserve">B. Về nhà</w:t>
+      </w:r>
+    </w:p>
+    <w:p>
+      <w:pPr>
+        <w:spacing w:before="20" w:after="40"/>
+        <w:ind w:left="360"/>
+      </w:pPr>
+      <w:r>
+        <w:rPr>
+          <w:rFonts w:ascii="Times New Roman" w:hAnsi="Times New Roman" w:cs="Times New Roman" w:eastAsia="Times New Roman"/>
+          <w:sz w:val="26"/>
+          <w:szCs w:val="26"/>
+        </w:rPr>
+        <w:t xml:space="preserve">C. Đi ngủ</w:t>
+      </w:r>
+    </w:p>
+    <w:p>
+      <w:pPr>
+        <w:spacing w:before="20" w:after="40"/>
+        <w:ind w:left="360"/>
+      </w:pPr>
+      <w:r>
+        <w:rPr>
+          <w:rFonts w:ascii="Times New Roman" w:hAnsi="Times New Roman" w:cs="Times New Roman" w:eastAsia="Times New Roman"/>
+          <w:sz w:val="26"/>
+          <w:szCs w:val="26"/>
+        </w:rPr>
+        <w:t xml:space="preserve">D. Vào lớp học</w:t>
+      </w:r>
+    </w:p>
+    <w:p>
+      <w:pPr>
+        <w:spacing w:before="120" w:after="40"/>
+      </w:pPr>
+      <w:r>
+        <w:rPr>
+          <w:rFonts w:ascii="Times New Roman" w:hAnsi="Times New Roman"/>
+          <w:sz w:val="26"/>
+          <w:b/>
+        </w:rPr>
+        <w:t xml:space="preserve">Câu 4. </w:t>
+      </w:r>
+      <w:r>
+        <w:rPr>
+          <w:rFonts w:ascii="Times New Roman" w:hAnsi="Times New Roman"/>
+          <w:sz w:val="26"/>
+        </w:rPr>
+        <w:t xml:space="preserve">Bước đầu tiên trong quy trình xử lí thông tin là gì?</w:t>
+      </w:r>
+    </w:p>
+    <w:p>
+      <w:pPr>
+        <w:spacing w:before="20" w:after="40"/>
+        <w:ind w:left="360"/>
+      </w:pPr>
+      <w:r>
+        <w:rPr>
+          <w:rFonts w:ascii="Times New Roman" w:hAnsi="Times New Roman" w:cs="Times New Roman" w:eastAsia="Times New Roman"/>
+          <w:sz w:val="26"/>
+          <w:szCs w:val="26"/>
+        </w:rPr>
+        <w:t xml:space="preserve">A. Lưu trữ</w:t>
+      </w:r>
+    </w:p>
+    <w:p>
+      <w:pPr>
+        <w:spacing w:before="20" w:after="40"/>
+        <w:ind w:left="360"/>
+      </w:pPr>
+      <w:r>
+        <w:rPr>
+          <w:rFonts w:ascii="Times New Roman" w:hAnsi="Times New Roman" w:cs="Times New Roman" w:eastAsia="Times New Roman"/>
+          <w:sz w:val="26"/>
+          <w:szCs w:val="26"/>
+        </w:rPr>
+        <w:t xml:space="preserve">B. Thu nhận</w:t>
+      </w:r>
+    </w:p>
+    <w:p>
+      <w:pPr>
+        <w:spacing w:before="20" w:after="40"/>
+        <w:ind w:left="360"/>
+      </w:pPr>
+      <w:r>
+        <w:rPr>
+          <w:rFonts w:ascii="Times New Roman" w:hAnsi="Times New Roman" w:cs="Times New Roman" w:eastAsia="Times New Roman"/>
+          <w:sz w:val="26"/>
+          <w:szCs w:val="26"/>
+        </w:rPr>
+        <w:t xml:space="preserve">C. Xử lí</w:t>
+      </w:r>
+    </w:p>
+    <w:p>
+      <w:pPr>
+        <w:spacing w:before="20" w:after="40"/>
+        <w:ind w:left="360"/>
+      </w:pPr>
+      <w:r>
+        <w:rPr>
+          <w:rFonts w:ascii="Times New Roman" w:hAnsi="Times New Roman" w:cs="Times New Roman" w:eastAsia="Times New Roman"/>
+          <w:sz w:val="26"/>
+          <w:szCs w:val="26"/>
+        </w:rPr>
+        <w:t xml:space="preserve">D. Truyền</w:t>
+      </w:r>
+    </w:p>
+    <w:p>
+      <w:pPr>
+        <w:spacing w:before="120" w:after="40"/>
+      </w:pPr>
+      <w:r>
+        <w:rPr>
+          <w:rFonts w:ascii="Times New Roman" w:hAnsi="Times New Roman"/>
+          <w:sz w:val="26"/>
+          <w:b/>
+        </w:rPr>
+        <w:t xml:space="preserve">Câu 5. </w:t>
+      </w:r>
+      <w:r>
+        <w:rPr>
+          <w:rFonts w:ascii="Times New Roman" w:hAnsi="Times New Roman"/>
+          <w:sz w:val="26"/>
+        </w:rPr>
+        <w:t xml:space="preserve">Quy trình xử lí thông tin có mấy bước?</w:t>
+      </w:r>
+    </w:p>
+    <w:p>
+      <w:pPr>
+        <w:spacing w:before="20" w:after="40"/>
+        <w:ind w:left="360"/>
+      </w:pPr>
+      <w:r>
+        <w:rPr>
+          <w:rFonts w:ascii="Times New Roman" w:hAnsi="Times New Roman" w:cs="Times New Roman" w:eastAsia="Times New Roman"/>
+          <w:sz w:val="26"/>
+          <w:szCs w:val="26"/>
+        </w:rPr>
+        <w:t xml:space="preserve">A. 5 bước</w:t>
+      </w:r>
+    </w:p>
+    <w:p>
+      <w:pPr>
+        <w:spacing w:before="20" w:after="40"/>
+        <w:ind w:left="360"/>
+      </w:pPr>
+      <w:r>
+        <w:rPr>
+          <w:rFonts w:ascii="Times New Roman" w:hAnsi="Times New Roman" w:cs="Times New Roman" w:eastAsia="Times New Roman"/>
+          <w:sz w:val="26"/>
+          <w:szCs w:val="26"/>
+        </w:rPr>
+        <w:t xml:space="preserve">B. 4 bước</w:t>
+      </w:r>
+    </w:p>
+    <w:p>
+      <w:pPr>
+        <w:spacing w:before="20" w:after="40"/>
+        <w:ind w:left="360"/>
+      </w:pPr>
+      <w:r>
+        <w:rPr>
+          <w:rFonts w:ascii="Times New Roman" w:hAnsi="Times New Roman" w:cs="Times New Roman" w:eastAsia="Times New Roman"/>
+          <w:sz w:val="26"/>
+          <w:szCs w:val="26"/>
+        </w:rPr>
+        <w:t xml:space="preserve">C. 2 bước</w:t>
+      </w:r>
+    </w:p>
+    <w:p>
+      <w:pPr>
+        <w:spacing w:before="20" w:after="40"/>
+        <w:ind w:left="360"/>
+      </w:pPr>
+      <w:r>
+        <w:rPr>
+          <w:rFonts w:ascii="Times New Roman" w:hAnsi="Times New Roman" w:cs="Times New Roman" w:eastAsia="Times New Roman"/>
+          <w:sz w:val="26"/>
+          <w:szCs w:val="26"/>
+        </w:rPr>
+        <w:t xml:space="preserve">D. 3 bước</w:t>
+      </w:r>
+    </w:p>
+    <w:p>
+      <w:pPr>
+        <w:spacing w:before="120" w:after="40"/>
+      </w:pPr>
+      <w:r>
+        <w:rPr>
+          <w:rFonts w:ascii="Times New Roman" w:hAnsi="Times New Roman"/>
+          <w:sz w:val="26"/>
+          <w:b/>
+        </w:rPr>
+        <w:t xml:space="preserve">Câu 6. </w:t>
+      </w:r>
+      <w:r>
+        <w:rPr>
+          <w:rFonts w:ascii="Times New Roman" w:hAnsi="Times New Roman"/>
+          <w:sz w:val="26"/>
+        </w:rPr>
+        <w:t xml:space="preserve">Bộ phận nào hiển thị hình ảnh trên máy tính?</w:t>
+      </w:r>
+    </w:p>
+    <w:p>
+      <w:pPr>
+        <w:spacing w:before="20" w:after="40"/>
+        <w:ind w:left="360"/>
+      </w:pPr>
+      <w:r>
+        <w:rPr>
+          <w:rFonts w:ascii="Times New Roman" w:hAnsi="Times New Roman" w:cs="Times New Roman" w:eastAsia="Times New Roman"/>
+          <w:sz w:val="26"/>
+          <w:szCs w:val="26"/>
+        </w:rPr>
+        <w:t xml:space="preserve">A. Màn hình</w:t>
+      </w:r>
+    </w:p>
+    <w:p>
+      <w:pPr>
+        <w:spacing w:before="20" w:after="40"/>
+        <w:ind w:left="360"/>
+      </w:pPr>
+      <w:r>
+        <w:rPr>
+          <w:rFonts w:ascii="Times New Roman" w:hAnsi="Times New Roman" w:cs="Times New Roman" w:eastAsia="Times New Roman"/>
+          <w:sz w:val="26"/>
+          <w:szCs w:val="26"/>
+        </w:rPr>
+        <w:t xml:space="preserve">B. Bàn phím</w:t>
+      </w:r>
+    </w:p>
+    <w:p>
+      <w:pPr>
+        <w:spacing w:before="20" w:after="40"/>
+        <w:ind w:left="360"/>
+      </w:pPr>
+      <w:r>
+        <w:rPr>
+          <w:rFonts w:ascii="Times New Roman" w:hAnsi="Times New Roman" w:cs="Times New Roman" w:eastAsia="Times New Roman"/>
+          <w:sz w:val="26"/>
+          <w:szCs w:val="26"/>
+        </w:rPr>
+        <w:t xml:space="preserve">C. Loa</w:t>
+      </w:r>
+    </w:p>
+    <w:p>
+      <w:pPr>
+        <w:spacing w:before="20" w:after="40"/>
+        <w:ind w:left="360"/>
+      </w:pPr>
+      <w:r>
+        <w:rPr>
+          <w:rFonts w:ascii="Times New Roman" w:hAnsi="Times New Roman" w:cs="Times New Roman" w:eastAsia="Times New Roman"/>
+          <w:sz w:val="26"/>
+          <w:szCs w:val="26"/>
+        </w:rPr>
+        <w:t xml:space="preserve">D. Chuột</w:t>
+      </w:r>
+    </w:p>
+    <w:p>
+      <w:pPr>
+        <w:spacing w:before="120" w:after="40"/>
+      </w:pPr>
+      <w:r>
+        <w:rPr>
+          <w:rFonts w:ascii="Times New Roman" w:hAnsi="Times New Roman"/>
+          <w:sz w:val="26"/>
+          <w:b/>
+        </w:rPr>
+        <w:t xml:space="preserve">Câu 7. </w:t>
+      </w:r>
+      <w:r>
+        <w:rPr>
+          <w:rFonts w:ascii="Times New Roman" w:hAnsi="Times New Roman"/>
+          <w:sz w:val="26"/>
+        </w:rPr>
+        <w:t xml:space="preserve">Bàn phím dùng để làm gì?</w:t>
+      </w:r>
+    </w:p>
+    <w:p>
+      <w:pPr>
+        <w:spacing w:before="20" w:after="40"/>
+        <w:ind w:left="360"/>
+      </w:pPr>
+      <w:r>
+        <w:rPr>
+          <w:rFonts w:ascii="Times New Roman" w:hAnsi="Times New Roman" w:cs="Times New Roman" w:eastAsia="Times New Roman"/>
+          <w:sz w:val="26"/>
+          <w:szCs w:val="26"/>
+        </w:rPr>
+        <w:t xml:space="preserve">A. Phát âm thanh</w:t>
+      </w:r>
+    </w:p>
+    <w:p>
+      <w:pPr>
+        <w:spacing w:before="20" w:after="40"/>
+        <w:ind w:left="360"/>
+      </w:pPr>
+      <w:r>
+        <w:rPr>
+          <w:rFonts w:ascii="Times New Roman" w:hAnsi="Times New Roman" w:cs="Times New Roman" w:eastAsia="Times New Roman"/>
+          <w:sz w:val="26"/>
+          <w:szCs w:val="26"/>
+        </w:rPr>
+        <w:t xml:space="preserve">B. Gõ chữ, số và ra lệnh</w:t>
+      </w:r>
+    </w:p>
+    <w:p>
+      <w:pPr>
+        <w:spacing w:before="20" w:after="40"/>
+        <w:ind w:left="360"/>
+      </w:pPr>
+      <w:r>
+        <w:rPr>
+          <w:rFonts w:ascii="Times New Roman" w:hAnsi="Times New Roman" w:cs="Times New Roman" w:eastAsia="Times New Roman"/>
+          <w:sz w:val="26"/>
+          <w:szCs w:val="26"/>
+        </w:rPr>
+        <w:t xml:space="preserve">C. Hiển thị hình ảnh</w:t>
+      </w:r>
+    </w:p>
+    <w:p>
+      <w:pPr>
+        <w:spacing w:before="20" w:after="40"/>
+        <w:ind w:left="360"/>
+      </w:pPr>
+      <w:r>
+        <w:rPr>
+          <w:rFonts w:ascii="Times New Roman" w:hAnsi="Times New Roman" w:cs="Times New Roman" w:eastAsia="Times New Roman"/>
+          <w:sz w:val="26"/>
+          <w:szCs w:val="26"/>
+        </w:rPr>
+        <w:t xml:space="preserve">D. Chụp ảnh</w:t>
+      </w:r>
+    </w:p>
+    <w:p>
+      <w:pPr>
+        <w:spacing w:before="120" w:after="40"/>
+      </w:pPr>
+      <w:r>
+        <w:rPr>
+          <w:rFonts w:ascii="Times New Roman" w:hAnsi="Times New Roman"/>
+          <w:sz w:val="26"/>
+          <w:b/>
+        </w:rPr>
+        <w:t xml:space="preserve">Câu 8. </w:t>
+      </w:r>
+      <w:r>
+        <w:rPr>
+          <w:rFonts w:ascii="Times New Roman" w:hAnsi="Times New Roman"/>
+          <w:sz w:val="26"/>
+        </w:rPr>
+        <w:t xml:space="preserve">Thân máy chứa bộ phận quan trọng nào?</w:t>
+      </w:r>
+    </w:p>
+    <w:p>
+      <w:pPr>
+        <w:spacing w:before="20" w:after="40"/>
+        <w:ind w:left="360"/>
+      </w:pPr>
+      <w:r>
+        <w:rPr>
+          <w:rFonts w:ascii="Times New Roman" w:hAnsi="Times New Roman" w:cs="Times New Roman" w:eastAsia="Times New Roman"/>
+          <w:sz w:val="26"/>
+          <w:szCs w:val="26"/>
+        </w:rPr>
+        <w:t xml:space="preserve">A. Pin sạc</w:t>
+      </w:r>
+    </w:p>
+    <w:p>
+      <w:pPr>
+        <w:spacing w:before="20" w:after="40"/>
+        <w:ind w:left="360"/>
+      </w:pPr>
+      <w:r>
+        <w:rPr>
+          <w:rFonts w:ascii="Times New Roman" w:hAnsi="Times New Roman" w:cs="Times New Roman" w:eastAsia="Times New Roman"/>
+          <w:sz w:val="26"/>
+          <w:szCs w:val="26"/>
+        </w:rPr>
+        <w:t xml:space="preserve">B. Bộ xử lí (bộ não máy tính)</w:t>
+      </w:r>
+    </w:p>
+    <w:p>
+      <w:pPr>
+        <w:spacing w:before="20" w:after="40"/>
+        <w:ind w:left="360"/>
+      </w:pPr>
+      <w:r>
+        <w:rPr>
+          <w:rFonts w:ascii="Times New Roman" w:hAnsi="Times New Roman" w:cs="Times New Roman" w:eastAsia="Times New Roman"/>
+          <w:sz w:val="26"/>
+          <w:szCs w:val="26"/>
+        </w:rPr>
+        <w:t xml:space="preserve">C. Loa phát nhạc</w:t>
+      </w:r>
+    </w:p>
+    <w:p>
+      <w:pPr>
+        <w:spacing w:before="20" w:after="40"/>
+        <w:ind w:left="360"/>
+      </w:pPr>
+      <w:r>
+        <w:rPr>
+          <w:rFonts w:ascii="Times New Roman" w:hAnsi="Times New Roman" w:cs="Times New Roman" w:eastAsia="Times New Roman"/>
+          <w:sz w:val="26"/>
+          <w:szCs w:val="26"/>
+        </w:rPr>
+        <w:t xml:space="preserve">D. Màn hình phụ</w:t>
+      </w:r>
+    </w:p>
+    <w:p>
+      <w:pPr>
+        <w:spacing w:before="120" w:after="40"/>
+      </w:pPr>
+      <w:r>
+        <w:rPr>
+          <w:rFonts w:ascii="Times New Roman" w:hAnsi="Times New Roman"/>
+          <w:sz w:val="26"/>
+          <w:b/>
+        </w:rPr>
+        <w:t xml:space="preserve">Câu 9. </w:t>
+      </w:r>
+      <w:r>
+        <w:rPr>
+          <w:rFonts w:ascii="Times New Roman" w:hAnsi="Times New Roman"/>
+          <w:sz w:val="26"/>
+        </w:rPr>
+        <w:t xml:space="preserve">Máy tính xách tay khác máy tính bàn ở điểm nào?</w:t>
+      </w:r>
+    </w:p>
+    <w:p>
+      <w:pPr>
+        <w:spacing w:before="20" w:after="40"/>
+        <w:ind w:left="360"/>
+      </w:pPr>
+      <w:r>
+        <w:rPr>
+          <w:rFonts w:ascii="Times New Roman" w:hAnsi="Times New Roman" w:cs="Times New Roman" w:eastAsia="Times New Roman"/>
+          <w:sz w:val="26"/>
+          <w:szCs w:val="26"/>
+        </w:rPr>
+        <w:t xml:space="preserve">A. Không thể gõ chữ</w:t>
+      </w:r>
+    </w:p>
+    <w:p>
+      <w:pPr>
+        <w:spacing w:before="20" w:after="40"/>
+        <w:ind w:left="360"/>
+      </w:pPr>
+      <w:r>
+        <w:rPr>
+          <w:rFonts w:ascii="Times New Roman" w:hAnsi="Times New Roman" w:cs="Times New Roman" w:eastAsia="Times New Roman"/>
+          <w:sz w:val="26"/>
+          <w:szCs w:val="26"/>
+        </w:rPr>
+        <w:t xml:space="preserve">B. Không có chuột</w:t>
+      </w:r>
+    </w:p>
+    <w:p>
+      <w:pPr>
+        <w:spacing w:before="20" w:after="40"/>
+        <w:ind w:left="360"/>
+      </w:pPr>
+      <w:r>
+        <w:rPr>
+          <w:rFonts w:ascii="Times New Roman" w:hAnsi="Times New Roman" w:cs="Times New Roman" w:eastAsia="Times New Roman"/>
+          <w:sz w:val="26"/>
+          <w:szCs w:val="26"/>
+        </w:rPr>
+        <w:t xml:space="preserve">C. Gọn nhẹ, dễ mang theo</w:t>
+      </w:r>
+    </w:p>
+    <w:p>
+      <w:pPr>
+        <w:spacing w:before="20" w:after="40"/>
+        <w:ind w:left="360"/>
+      </w:pPr>
+      <w:r>
+        <w:rPr>
+          <w:rFonts w:ascii="Times New Roman" w:hAnsi="Times New Roman" w:cs="Times New Roman" w:eastAsia="Times New Roman"/>
+          <w:sz w:val="26"/>
+          <w:szCs w:val="26"/>
+        </w:rPr>
+        <w:t xml:space="preserve">D. Không có màn hình</w:t>
+      </w:r>
+    </w:p>
+    <w:p>
+      <w:pPr>
+        <w:spacing w:before="120" w:after="40"/>
+      </w:pPr>
+      <w:r>
+        <w:rPr>
+          <w:rFonts w:ascii="Times New Roman" w:hAnsi="Times New Roman"/>
+          <w:sz w:val="26"/>
+          <w:b/>
+        </w:rPr>
+        <w:t xml:space="preserve">Câu 10. </w:t>
+      </w:r>
+      <w:r>
+        <w:rPr>
+          <w:rFonts w:ascii="Times New Roman" w:hAnsi="Times New Roman"/>
+          <w:sz w:val="26"/>
+        </w:rPr>
+        <w:t xml:space="preserve">Thiết bị nào sau đây KHÔNG phải là máy tính?</w:t>
+      </w:r>
+    </w:p>
+    <w:p>
+      <w:pPr>
+        <w:spacing w:before="20" w:after="40"/>
+        <w:ind w:left="360"/>
+      </w:pPr>
+      <w:r>
+        <w:rPr>
+          <w:rFonts w:ascii="Times New Roman" w:hAnsi="Times New Roman" w:cs="Times New Roman" w:eastAsia="Times New Roman"/>
+          <w:sz w:val="26"/>
+          <w:szCs w:val="26"/>
+        </w:rPr>
+        <w:t xml:space="preserve">A. Tivi thường</w:t>
+      </w:r>
+    </w:p>
+    <w:p>
+      <w:pPr>
+        <w:spacing w:before="20" w:after="40"/>
+        <w:ind w:left="360"/>
+      </w:pPr>
+      <w:r>
+        <w:rPr>
+          <w:rFonts w:ascii="Times New Roman" w:hAnsi="Times New Roman" w:cs="Times New Roman" w:eastAsia="Times New Roman"/>
+          <w:sz w:val="26"/>
+          <w:szCs w:val="26"/>
+        </w:rPr>
+        <w:t xml:space="preserve">B. Laptop</w:t>
+      </w:r>
+    </w:p>
+    <w:p>
+      <w:pPr>
+        <w:spacing w:before="20" w:after="40"/>
+        <w:ind w:left="360"/>
+      </w:pPr>
+      <w:r>
+        <w:rPr>
+          <w:rFonts w:ascii="Times New Roman" w:hAnsi="Times New Roman" w:cs="Times New Roman" w:eastAsia="Times New Roman"/>
+          <w:sz w:val="26"/>
+          <w:szCs w:val="26"/>
+        </w:rPr>
+        <w:t xml:space="preserve">C. Máy tính bảng</w:t>
+      </w:r>
+    </w:p>
+    <w:p>
+      <w:pPr>
+        <w:spacing w:before="20" w:after="40"/>
+        <w:ind w:left="360"/>
+      </w:pPr>
+      <w:r>
+        <w:rPr>
+          <w:rFonts w:ascii="Times New Roman" w:hAnsi="Times New Roman" w:cs="Times New Roman" w:eastAsia="Times New Roman"/>
+          <w:sz w:val="26"/>
+          <w:szCs w:val="26"/>
+        </w:rPr>
+        <w:t xml:space="preserve">D. Điện thoại thông minh</w:t>
+      </w:r>
+    </w:p>
+    <w:p>
+      <w:pPr>
+        <w:spacing w:before="120" w:after="40"/>
+      </w:pPr>
+      <w:r>
+        <w:rPr>
+          <w:rFonts w:ascii="Times New Roman" w:hAnsi="Times New Roman"/>
+          <w:sz w:val="26"/>
+          <w:b/>
+        </w:rPr>
+        <w:t xml:space="preserve">Câu 11. </w:t>
+      </w:r>
+      <w:r>
+        <w:rPr>
+          <w:rFonts w:ascii="Times New Roman" w:hAnsi="Times New Roman"/>
+          <w:sz w:val="26"/>
+        </w:rPr>
+        <w:t xml:space="preserve">Tư thế ngồi đúng khi dùng máy tính là gì?</w:t>
+      </w:r>
+    </w:p>
+    <w:p>
+      <w:pPr>
+        <w:spacing w:before="20" w:after="40"/>
+        <w:ind w:left="360"/>
+      </w:pPr>
+      <w:r>
+        <w:rPr>
+          <w:rFonts w:ascii="Times New Roman" w:hAnsi="Times New Roman" w:cs="Times New Roman" w:eastAsia="Times New Roman"/>
+          <w:sz w:val="26"/>
+          <w:szCs w:val="26"/>
+        </w:rPr>
+        <w:t xml:space="preserve">A. Cúi sát màn hình</w:t>
+      </w:r>
+    </w:p>
+    <w:p>
+      <w:pPr>
+        <w:spacing w:before="20" w:after="40"/>
+        <w:ind w:left="360"/>
+      </w:pPr>
+      <w:r>
+        <w:rPr>
+          <w:rFonts w:ascii="Times New Roman" w:hAnsi="Times New Roman" w:cs="Times New Roman" w:eastAsia="Times New Roman"/>
+          <w:sz w:val="26"/>
+          <w:szCs w:val="26"/>
+        </w:rPr>
+        <w:t xml:space="preserve">B. Ngồi xổm</w:t>
+      </w:r>
+    </w:p>
+    <w:p>
+      <w:pPr>
+        <w:spacing w:before="20" w:after="40"/>
+        <w:ind w:left="360"/>
+      </w:pPr>
+      <w:r>
+        <w:rPr>
+          <w:rFonts w:ascii="Times New Roman" w:hAnsi="Times New Roman" w:cs="Times New Roman" w:eastAsia="Times New Roman"/>
+          <w:sz w:val="26"/>
+          <w:szCs w:val="26"/>
+        </w:rPr>
+        <w:t xml:space="preserve">C. Nằm ngửa</w:t>
+      </w:r>
+    </w:p>
+    <w:p>
+      <w:pPr>
+        <w:spacing w:before="20" w:after="40"/>
+        <w:ind w:left="360"/>
+      </w:pPr>
+      <w:r>
+        <w:rPr>
+          <w:rFonts w:ascii="Times New Roman" w:hAnsi="Times New Roman" w:cs="Times New Roman" w:eastAsia="Times New Roman"/>
+          <w:sz w:val="26"/>
+          <w:szCs w:val="26"/>
+        </w:rPr>
+        <w:t xml:space="preserve">D. Ngồi thẳng lưng, mắt cách màn hình 50 cm</w:t>
+      </w:r>
+    </w:p>
+    <w:p>
+      <w:pPr>
+        <w:spacing w:before="120" w:after="40"/>
+      </w:pPr>
+      <w:r>
+        <w:rPr>
+          <w:rFonts w:ascii="Times New Roman" w:hAnsi="Times New Roman"/>
+          <w:sz w:val="26"/>
+          <w:b/>
+        </w:rPr>
+        <w:t xml:space="preserve">Câu 12. </w:t>
+      </w:r>
+      <w:r>
+        <w:rPr>
+          <w:rFonts w:ascii="Times New Roman" w:hAnsi="Times New Roman"/>
+          <w:sz w:val="26"/>
+        </w:rPr>
+        <w:t xml:space="preserve">Em nên nghỉ mắt sau mỗi bao lâu khi dùng máy tính?</w:t>
+      </w:r>
+    </w:p>
+    <w:p>
+      <w:pPr>
+        <w:spacing w:before="20" w:after="40"/>
+        <w:ind w:left="360"/>
+      </w:pPr>
+      <w:r>
+        <w:rPr>
+          <w:rFonts w:ascii="Times New Roman" w:hAnsi="Times New Roman" w:cs="Times New Roman" w:eastAsia="Times New Roman"/>
+          <w:sz w:val="26"/>
+          <w:szCs w:val="26"/>
+        </w:rPr>
+        <w:t xml:space="preserve">A. 5 giờ</w:t>
+      </w:r>
+    </w:p>
+    <w:p>
+      <w:pPr>
+        <w:spacing w:before="20" w:after="40"/>
+        <w:ind w:left="360"/>
+      </w:pPr>
+      <w:r>
+        <w:rPr>
+          <w:rFonts w:ascii="Times New Roman" w:hAnsi="Times New Roman" w:cs="Times New Roman" w:eastAsia="Times New Roman"/>
+          <w:sz w:val="26"/>
+          <w:szCs w:val="26"/>
+        </w:rPr>
+        <w:t xml:space="preserve">B. 3 giờ</w:t>
+      </w:r>
+    </w:p>
+    <w:p>
+      <w:pPr>
+        <w:spacing w:before="20" w:after="40"/>
+        <w:ind w:left="360"/>
+      </w:pPr>
+      <w:r>
+        <w:rPr>
+          <w:rFonts w:ascii="Times New Roman" w:hAnsi="Times New Roman" w:cs="Times New Roman" w:eastAsia="Times New Roman"/>
+          <w:sz w:val="26"/>
+          <w:szCs w:val="26"/>
+        </w:rPr>
+        <w:t xml:space="preserve">C. 30-45 phút</w:t>
+      </w:r>
+    </w:p>
+    <w:p>
+      <w:pPr>
+        <w:spacing w:before="20" w:after="40"/>
+        <w:ind w:left="360"/>
+      </w:pPr>
+      <w:r>
+        <w:rPr>
+          <w:rFonts w:ascii="Times New Roman" w:hAnsi="Times New Roman" w:cs="Times New Roman" w:eastAsia="Times New Roman"/>
+          <w:sz w:val="26"/>
+          <w:szCs w:val="26"/>
+        </w:rPr>
+        <w:t xml:space="preserve">D. Không cần nghỉ</w:t>
+      </w:r>
+    </w:p>
+    <w:p>
+      <w:pPr>
+        <w:spacing w:before="120" w:after="40"/>
+      </w:pPr>
+      <w:r>
+        <w:rPr>
+          <w:rFonts w:ascii="Times New Roman" w:hAnsi="Times New Roman"/>
+          <w:sz w:val="26"/>
+          <w:b/>
+        </w:rPr>
+        <w:t xml:space="preserve">Câu 13. </w:t>
+      </w:r>
+      <w:r>
+        <w:rPr>
+          <w:rFonts w:ascii="Times New Roman" w:hAnsi="Times New Roman"/>
+          <w:sz w:val="26"/>
+        </w:rPr>
+        <w:t xml:space="preserve">Để tắt máy tính đúng cách, em vào đâu?</w:t>
+      </w:r>
+    </w:p>
+    <w:p>
+      <w:pPr>
+        <w:spacing w:before="20" w:after="40"/>
+        <w:ind w:left="360"/>
+      </w:pPr>
+      <w:r>
+        <w:rPr>
+          <w:rFonts w:ascii="Times New Roman" w:hAnsi="Times New Roman" w:cs="Times New Roman" w:eastAsia="Times New Roman"/>
+          <w:sz w:val="26"/>
+          <w:szCs w:val="26"/>
+        </w:rPr>
+        <w:t xml:space="preserve">A. Start → Shut Down</w:t>
+      </w:r>
+    </w:p>
+    <w:p>
+      <w:pPr>
+        <w:spacing w:before="20" w:after="40"/>
+        <w:ind w:left="360"/>
+      </w:pPr>
+      <w:r>
+        <w:rPr>
+          <w:rFonts w:ascii="Times New Roman" w:hAnsi="Times New Roman" w:cs="Times New Roman" w:eastAsia="Times New Roman"/>
+          <w:sz w:val="26"/>
+          <w:szCs w:val="26"/>
+        </w:rPr>
+        <w:t xml:space="preserve">B. Rút dây điện</w:t>
+      </w:r>
+    </w:p>
+    <w:p>
+      <w:pPr>
+        <w:spacing w:before="20" w:after="40"/>
+        <w:ind w:left="360"/>
+      </w:pPr>
+      <w:r>
+        <w:rPr>
+          <w:rFonts w:ascii="Times New Roman" w:hAnsi="Times New Roman" w:cs="Times New Roman" w:eastAsia="Times New Roman"/>
+          <w:sz w:val="26"/>
+          <w:szCs w:val="26"/>
+        </w:rPr>
+        <w:t xml:space="preserve">C. Giữ nút nguồn</w:t>
+      </w:r>
+    </w:p>
+    <w:p>
+      <w:pPr>
+        <w:spacing w:before="20" w:after="40"/>
+        <w:ind w:left="360"/>
+      </w:pPr>
+      <w:r>
+        <w:rPr>
+          <w:rFonts w:ascii="Times New Roman" w:hAnsi="Times New Roman" w:cs="Times New Roman" w:eastAsia="Times New Roman"/>
+          <w:sz w:val="26"/>
+          <w:szCs w:val="26"/>
+        </w:rPr>
+        <w:t xml:space="preserve">D. Đóng nắp laptop</w:t>
+      </w:r>
+    </w:p>
+    <w:p>
+      <w:pPr>
+        <w:spacing w:before="120" w:after="40"/>
+      </w:pPr>
+      <w:r>
+        <w:rPr>
+          <w:rFonts w:ascii="Times New Roman" w:hAnsi="Times New Roman"/>
+          <w:sz w:val="26"/>
+          <w:b/>
+        </w:rPr>
+        <w:t xml:space="preserve">Câu 14. </w:t>
+      </w:r>
+      <w:r>
+        <w:rPr>
+          <w:rFonts w:ascii="Times New Roman" w:hAnsi="Times New Roman"/>
+          <w:sz w:val="26"/>
+        </w:rPr>
+        <w:t xml:space="preserve">Em KHÔNG nên làm gì khi dùng máy tính?</w:t>
+      </w:r>
+    </w:p>
+    <w:p>
+      <w:pPr>
+        <w:spacing w:before="20" w:after="40"/>
+        <w:ind w:left="360"/>
+      </w:pPr>
+      <w:r>
+        <w:rPr>
+          <w:rFonts w:ascii="Times New Roman" w:hAnsi="Times New Roman" w:cs="Times New Roman" w:eastAsia="Times New Roman"/>
+          <w:sz w:val="26"/>
+          <w:szCs w:val="26"/>
+        </w:rPr>
+        <w:t xml:space="preserve">A. Nghỉ mắt thường xuyên</w:t>
+      </w:r>
+    </w:p>
+    <w:p>
+      <w:pPr>
+        <w:spacing w:before="20" w:after="40"/>
+        <w:ind w:left="360"/>
+      </w:pPr>
+      <w:r>
+        <w:rPr>
+          <w:rFonts w:ascii="Times New Roman" w:hAnsi="Times New Roman" w:cs="Times New Roman" w:eastAsia="Times New Roman"/>
+          <w:sz w:val="26"/>
+          <w:szCs w:val="26"/>
+        </w:rPr>
+        <w:t xml:space="preserve">B. Rửa tay trước khi dùng</w:t>
+      </w:r>
+    </w:p>
+    <w:p>
+      <w:pPr>
+        <w:spacing w:before="20" w:after="40"/>
+        <w:ind w:left="360"/>
+      </w:pPr>
+      <w:r>
+        <w:rPr>
+          <w:rFonts w:ascii="Times New Roman" w:hAnsi="Times New Roman" w:cs="Times New Roman" w:eastAsia="Times New Roman"/>
+          <w:sz w:val="26"/>
+          <w:szCs w:val="26"/>
+        </w:rPr>
+        <w:t xml:space="preserve">C. Ngồi đúng tư thế</w:t>
+      </w:r>
+    </w:p>
+    <w:p>
+      <w:pPr>
+        <w:spacing w:before="20" w:after="40"/>
+        <w:ind w:left="360"/>
+      </w:pPr>
+      <w:r>
+        <w:rPr>
+          <w:rFonts w:ascii="Times New Roman" w:hAnsi="Times New Roman" w:cs="Times New Roman" w:eastAsia="Times New Roman"/>
+          <w:sz w:val="26"/>
+          <w:szCs w:val="26"/>
+        </w:rPr>
+        <w:t xml:space="preserve">D. Ăn uống gần máy tính</w:t>
+      </w:r>
+    </w:p>
+    <w:p>
+      <w:pPr>
+        <w:spacing w:before="120" w:after="40"/>
+      </w:pPr>
+      <w:r>
+        <w:rPr>
+          <w:rFonts w:ascii="Times New Roman" w:hAnsi="Times New Roman"/>
+          <w:sz w:val="26"/>
+          <w:b/>
+        </w:rPr>
+        <w:t xml:space="preserve">Câu 15. </w:t>
+      </w:r>
+      <w:r>
+        <w:rPr>
+          <w:rFonts w:ascii="Times New Roman" w:hAnsi="Times New Roman"/>
+          <w:sz w:val="26"/>
+        </w:rPr>
+        <w:t xml:space="preserve">Nút nào để bật máy tính?</w:t>
+      </w:r>
+    </w:p>
+    <w:p>
+      <w:pPr>
+        <w:spacing w:before="20" w:after="40"/>
+        <w:ind w:left="360"/>
+      </w:pPr>
+      <w:r>
+        <w:rPr>
+          <w:rFonts w:ascii="Times New Roman" w:hAnsi="Times New Roman" w:cs="Times New Roman" w:eastAsia="Times New Roman"/>
+          <w:sz w:val="26"/>
+          <w:szCs w:val="26"/>
+        </w:rPr>
+        <w:t xml:space="preserve">A. Enter</w:t>
+      </w:r>
+    </w:p>
+    <w:p>
+      <w:pPr>
+        <w:spacing w:before="20" w:after="40"/>
+        <w:ind w:left="360"/>
+      </w:pPr>
+      <w:r>
+        <w:rPr>
+          <w:rFonts w:ascii="Times New Roman" w:hAnsi="Times New Roman" w:cs="Times New Roman" w:eastAsia="Times New Roman"/>
+          <w:sz w:val="26"/>
+          <w:szCs w:val="26"/>
+        </w:rPr>
+        <w:t xml:space="preserve">B. Caps Lock</w:t>
+      </w:r>
+    </w:p>
+    <w:p>
+      <w:pPr>
+        <w:spacing w:before="20" w:after="40"/>
+        <w:ind w:left="360"/>
+      </w:pPr>
+      <w:r>
+        <w:rPr>
+          <w:rFonts w:ascii="Times New Roman" w:hAnsi="Times New Roman" w:cs="Times New Roman" w:eastAsia="Times New Roman"/>
+          <w:sz w:val="26"/>
+          <w:szCs w:val="26"/>
+        </w:rPr>
+        <w:t xml:space="preserve">C. Power (nút nguồn)</w:t>
+      </w:r>
+    </w:p>
+    <w:p>
+      <w:pPr>
+        <w:spacing w:before="20" w:after="40"/>
+        <w:ind w:left="360"/>
+      </w:pPr>
+      <w:r>
+        <w:rPr>
+          <w:rFonts w:ascii="Times New Roman" w:hAnsi="Times New Roman" w:cs="Times New Roman" w:eastAsia="Times New Roman"/>
+          <w:sz w:val="26"/>
+          <w:szCs w:val="26"/>
+        </w:rPr>
+        <w:t xml:space="preserve">D. Reset</w:t>
+      </w:r>
+    </w:p>
+    <w:p>
+      <w:pPr>
+        <w:spacing w:before="120" w:after="40"/>
+      </w:pPr>
+      <w:r>
+        <w:rPr>
+          <w:rFonts w:ascii="Times New Roman" w:hAnsi="Times New Roman"/>
+          <w:sz w:val="26"/>
+          <w:b/>
+        </w:rPr>
+        <w:t xml:space="preserve">Câu 16. </w:t>
+      </w:r>
+      <w:r>
+        <w:rPr>
+          <w:rFonts w:ascii="Times New Roman" w:hAnsi="Times New Roman"/>
+          <w:sz w:val="26"/>
+        </w:rPr>
+        <w:t xml:space="preserve">Khi em ghi bài vào vở, em đang thực hiện bước nào?</w:t>
+      </w:r>
+    </w:p>
+    <w:p>
+      <w:pPr>
+        <w:spacing w:before="20" w:after="40"/>
+        <w:ind w:left="360"/>
+      </w:pPr>
+      <w:r>
+        <w:rPr>
+          <w:rFonts w:ascii="Times New Roman" w:hAnsi="Times New Roman" w:cs="Times New Roman" w:eastAsia="Times New Roman"/>
+          <w:sz w:val="26"/>
+          <w:szCs w:val="26"/>
+        </w:rPr>
+        <w:t xml:space="preserve">A. Lưu trữ</w:t>
+      </w:r>
+    </w:p>
+    <w:p>
+      <w:pPr>
+        <w:spacing w:before="20" w:after="40"/>
+        <w:ind w:left="360"/>
+      </w:pPr>
+      <w:r>
+        <w:rPr>
+          <w:rFonts w:ascii="Times New Roman" w:hAnsi="Times New Roman" w:cs="Times New Roman" w:eastAsia="Times New Roman"/>
+          <w:sz w:val="26"/>
+          <w:szCs w:val="26"/>
+        </w:rPr>
+        <w:t xml:space="preserve">B. Thu nhận</w:t>
+      </w:r>
+    </w:p>
+    <w:p>
+      <w:pPr>
+        <w:spacing w:before="20" w:after="40"/>
+        <w:ind w:left="360"/>
+      </w:pPr>
+      <w:r>
+        <w:rPr>
+          <w:rFonts w:ascii="Times New Roman" w:hAnsi="Times New Roman" w:cs="Times New Roman" w:eastAsia="Times New Roman"/>
+          <w:sz w:val="26"/>
+          <w:szCs w:val="26"/>
+        </w:rPr>
+        <w:t xml:space="preserve">C. Xử lí</w:t>
+      </w:r>
+    </w:p>
+    <w:p>
+      <w:pPr>
+        <w:spacing w:before="20" w:after="40"/>
+        <w:ind w:left="360"/>
+      </w:pPr>
+      <w:r>
+        <w:rPr>
+          <w:rFonts w:ascii="Times New Roman" w:hAnsi="Times New Roman" w:cs="Times New Roman" w:eastAsia="Times New Roman"/>
+          <w:sz w:val="26"/>
+          <w:szCs w:val="26"/>
+        </w:rPr>
+        <w:t xml:space="preserve">D. Truyền</w:t>
+      </w:r>
+    </w:p>
+    <w:p>
+      <w:pPr>
+        <w:spacing w:before="120" w:after="40"/>
+      </w:pPr>
+      <w:r>
+        <w:rPr>
+          <w:rFonts w:ascii="Times New Roman" w:hAnsi="Times New Roman"/>
+          <w:sz w:val="26"/>
+          <w:b/>
+        </w:rPr>
+        <w:t xml:space="preserve">Câu 17. </w:t>
+      </w:r>
+      <w:r>
+        <w:rPr>
+          <w:rFonts w:ascii="Times New Roman" w:hAnsi="Times New Roman"/>
+          <w:sz w:val="26"/>
+        </w:rPr>
+        <w:t xml:space="preserve">Khi em kể chuyện cho bạn nghe, em đang thực hiện bước nào?</w:t>
+      </w:r>
+    </w:p>
+    <w:p>
+      <w:pPr>
+        <w:spacing w:before="20" w:after="40"/>
+        <w:ind w:left="360"/>
+      </w:pPr>
+      <w:r>
+        <w:rPr>
+          <w:rFonts w:ascii="Times New Roman" w:hAnsi="Times New Roman" w:cs="Times New Roman" w:eastAsia="Times New Roman"/>
+          <w:sz w:val="26"/>
+          <w:szCs w:val="26"/>
+        </w:rPr>
+        <w:t xml:space="preserve">A. Thu nhận</w:t>
+      </w:r>
+    </w:p>
+    <w:p>
+      <w:pPr>
+        <w:spacing w:before="20" w:after="40"/>
+        <w:ind w:left="360"/>
+      </w:pPr>
+      <w:r>
+        <w:rPr>
+          <w:rFonts w:ascii="Times New Roman" w:hAnsi="Times New Roman" w:cs="Times New Roman" w:eastAsia="Times New Roman"/>
+          <w:sz w:val="26"/>
+          <w:szCs w:val="26"/>
+        </w:rPr>
+        <w:t xml:space="preserve">B. Xử lí</w:t>
+      </w:r>
+    </w:p>
+    <w:p>
+      <w:pPr>
+        <w:spacing w:before="20" w:after="40"/>
+        <w:ind w:left="360"/>
+      </w:pPr>
+      <w:r>
+        <w:rPr>
+          <w:rFonts w:ascii="Times New Roman" w:hAnsi="Times New Roman" w:cs="Times New Roman" w:eastAsia="Times New Roman"/>
+          <w:sz w:val="26"/>
+          <w:szCs w:val="26"/>
+        </w:rPr>
+        <w:t xml:space="preserve">C. Lưu trữ</w:t>
+      </w:r>
+    </w:p>
+    <w:p>
+      <w:pPr>
+        <w:spacing w:before="20" w:after="40"/>
+        <w:ind w:left="360"/>
+      </w:pPr>
+      <w:r>
+        <w:rPr>
+          <w:rFonts w:ascii="Times New Roman" w:hAnsi="Times New Roman" w:cs="Times New Roman" w:eastAsia="Times New Roman"/>
+          <w:sz w:val="26"/>
+          <w:szCs w:val="26"/>
+        </w:rPr>
+        <w:t xml:space="preserve">D. Truyền thông tin</w:t>
+      </w:r>
+    </w:p>
+    <w:p>
+      <w:pPr>
+        <w:spacing w:before="120" w:after="40"/>
+      </w:pPr>
+      <w:r>
+        <w:rPr>
+          <w:rFonts w:ascii="Times New Roman" w:hAnsi="Times New Roman"/>
+          <w:sz w:val="26"/>
+          <w:b/>
+        </w:rPr>
+        <w:t xml:space="preserve">Câu 18. </w:t>
+      </w:r>
+      <w:r>
+        <w:rPr>
+          <w:rFonts w:ascii="Times New Roman" w:hAnsi="Times New Roman"/>
+          <w:sz w:val="26"/>
+        </w:rPr>
+        <w:t xml:space="preserve">Não bộ con người tương ứng với bộ phận nào của máy tính?</w:t>
+      </w:r>
+    </w:p>
+    <w:p>
+      <w:pPr>
+        <w:spacing w:before="20" w:after="40"/>
+        <w:ind w:left="360"/>
+      </w:pPr>
+      <w:r>
+        <w:rPr>
+          <w:rFonts w:ascii="Times New Roman" w:hAnsi="Times New Roman" w:cs="Times New Roman" w:eastAsia="Times New Roman"/>
+          <w:sz w:val="26"/>
+          <w:szCs w:val="26"/>
+        </w:rPr>
+        <w:t xml:space="preserve">A. Bộ xử lí (CPU)</w:t>
+      </w:r>
+    </w:p>
+    <w:p>
+      <w:pPr>
+        <w:spacing w:before="20" w:after="40"/>
+        <w:ind w:left="360"/>
+      </w:pPr>
+      <w:r>
+        <w:rPr>
+          <w:rFonts w:ascii="Times New Roman" w:hAnsi="Times New Roman" w:cs="Times New Roman" w:eastAsia="Times New Roman"/>
+          <w:sz w:val="26"/>
+          <w:szCs w:val="26"/>
+        </w:rPr>
+        <w:t xml:space="preserve">B. Chuột</w:t>
+      </w:r>
+    </w:p>
+    <w:p>
+      <w:pPr>
+        <w:spacing w:before="20" w:after="40"/>
+        <w:ind w:left="360"/>
+      </w:pPr>
+      <w:r>
+        <w:rPr>
+          <w:rFonts w:ascii="Times New Roman" w:hAnsi="Times New Roman" w:cs="Times New Roman" w:eastAsia="Times New Roman"/>
+          <w:sz w:val="26"/>
+          <w:szCs w:val="26"/>
+        </w:rPr>
+        <w:t xml:space="preserve">C. Màn hình</w:t>
+      </w:r>
+    </w:p>
+    <w:p>
+      <w:pPr>
+        <w:spacing w:before="20" w:after="40"/>
+        <w:ind w:left="360"/>
+      </w:pPr>
+      <w:r>
+        <w:rPr>
+          <w:rFonts w:ascii="Times New Roman" w:hAnsi="Times New Roman" w:cs="Times New Roman" w:eastAsia="Times New Roman"/>
+          <w:sz w:val="26"/>
+          <w:szCs w:val="26"/>
+        </w:rPr>
+        <w:t xml:space="preserve">D. Bàn phím</w:t>
+      </w:r>
+    </w:p>
+    <w:p>
+      <w:pPr>
+        <w:spacing w:before="120" w:after="40"/>
+      </w:pPr>
+      <w:r>
+        <w:rPr>
+          <w:rFonts w:ascii="Times New Roman" w:hAnsi="Times New Roman"/>
+          <w:sz w:val="26"/>
+          <w:b/>
+        </w:rPr>
+        <w:t xml:space="preserve">Câu 19. </w:t>
+      </w:r>
+      <w:r>
+        <w:rPr>
+          <w:rFonts w:ascii="Times New Roman" w:hAnsi="Times New Roman"/>
+          <w:sz w:val="26"/>
+        </w:rPr>
+        <w:t xml:space="preserve">Webcam dùng để làm gì?</w:t>
+      </w:r>
+    </w:p>
+    <w:p>
+      <w:pPr>
+        <w:spacing w:before="20" w:after="40"/>
+        <w:ind w:left="360"/>
+      </w:pPr>
+      <w:r>
+        <w:rPr>
+          <w:rFonts w:ascii="Times New Roman" w:hAnsi="Times New Roman" w:cs="Times New Roman" w:eastAsia="Times New Roman"/>
+          <w:sz w:val="26"/>
+          <w:szCs w:val="26"/>
+        </w:rPr>
+        <w:t xml:space="preserve">A. Gõ chữ</w:t>
+      </w:r>
+    </w:p>
+    <w:p>
+      <w:pPr>
+        <w:spacing w:before="20" w:after="40"/>
+        <w:ind w:left="360"/>
+      </w:pPr>
+      <w:r>
+        <w:rPr>
+          <w:rFonts w:ascii="Times New Roman" w:hAnsi="Times New Roman" w:cs="Times New Roman" w:eastAsia="Times New Roman"/>
+          <w:sz w:val="26"/>
+          <w:szCs w:val="26"/>
+        </w:rPr>
+        <w:t xml:space="preserve">B. Phát nhạc</w:t>
+      </w:r>
+    </w:p>
+    <w:p>
+      <w:pPr>
+        <w:spacing w:before="20" w:after="40"/>
+        <w:ind w:left="360"/>
+      </w:pPr>
+      <w:r>
+        <w:rPr>
+          <w:rFonts w:ascii="Times New Roman" w:hAnsi="Times New Roman" w:cs="Times New Roman" w:eastAsia="Times New Roman"/>
+          <w:sz w:val="26"/>
+          <w:szCs w:val="26"/>
+        </w:rPr>
+        <w:t xml:space="preserve">C. Chụp ảnh và quay video</w:t>
+      </w:r>
+    </w:p>
+    <w:p>
+      <w:pPr>
+        <w:spacing w:before="20" w:after="40"/>
+        <w:ind w:left="360"/>
+      </w:pPr>
+      <w:r>
+        <w:rPr>
+          <w:rFonts w:ascii="Times New Roman" w:hAnsi="Times New Roman" w:cs="Times New Roman" w:eastAsia="Times New Roman"/>
+          <w:sz w:val="26"/>
+          <w:szCs w:val="26"/>
+        </w:rPr>
+        <w:t xml:space="preserve">D. In giấy</w:t>
+      </w:r>
+    </w:p>
+    <w:p>
+      <w:pPr>
+        <w:spacing w:before="120" w:after="40"/>
+      </w:pPr>
+      <w:r>
+        <w:rPr>
+          <w:rFonts w:ascii="Times New Roman" w:hAnsi="Times New Roman"/>
+          <w:sz w:val="26"/>
+          <w:b/>
+        </w:rPr>
+        <w:t xml:space="preserve">Câu 20. </w:t>
+      </w:r>
+      <w:r>
+        <w:rPr>
+          <w:rFonts w:ascii="Times New Roman" w:hAnsi="Times New Roman"/>
+          <w:sz w:val="26"/>
+        </w:rPr>
+        <w:t xml:space="preserve">Khoảng cách từ mắt đến màn hình máy tính nên là bao nhiêu?</w:t>
+      </w:r>
+    </w:p>
+    <w:p>
+      <w:pPr>
+        <w:spacing w:before="20" w:after="40"/>
+        <w:ind w:left="360"/>
+      </w:pPr>
+      <w:r>
+        <w:rPr>
+          <w:rFonts w:ascii="Times New Roman" w:hAnsi="Times New Roman" w:cs="Times New Roman" w:eastAsia="Times New Roman"/>
+          <w:sz w:val="26"/>
+          <w:szCs w:val="26"/>
+        </w:rPr>
+        <w:t xml:space="preserve">A. 10 cm</w:t>
+      </w:r>
+    </w:p>
+    <w:p>
+      <w:pPr>
+        <w:spacing w:before="20" w:after="40"/>
+        <w:ind w:left="360"/>
+      </w:pPr>
+      <w:r>
+        <w:rPr>
+          <w:rFonts w:ascii="Times New Roman" w:hAnsi="Times New Roman" w:cs="Times New Roman" w:eastAsia="Times New Roman"/>
+          <w:sz w:val="26"/>
+          <w:szCs w:val="26"/>
+        </w:rPr>
+        <w:t xml:space="preserve">B. 50-70 cm</w:t>
+      </w:r>
+    </w:p>
+    <w:p>
+      <w:pPr>
+        <w:spacing w:before="20" w:after="40"/>
+        <w:ind w:left="360"/>
+      </w:pPr>
+      <w:r>
+        <w:rPr>
+          <w:rFonts w:ascii="Times New Roman" w:hAnsi="Times New Roman" w:cs="Times New Roman" w:eastAsia="Times New Roman"/>
+          <w:sz w:val="26"/>
+          <w:szCs w:val="26"/>
+        </w:rPr>
+        <w:t xml:space="preserve">C. 200 cm</w:t>
+      </w:r>
+    </w:p>
+    <w:p>
+      <w:pPr>
+        <w:spacing w:before="20" w:after="40"/>
+        <w:ind w:left="360"/>
+      </w:pPr>
+      <w:r>
+        <w:rPr>
+          <w:rFonts w:ascii="Times New Roman" w:hAnsi="Times New Roman" w:cs="Times New Roman" w:eastAsia="Times New Roman"/>
+          <w:sz w:val="26"/>
+          <w:szCs w:val="26"/>
+        </w:rPr>
+        <w:t xml:space="preserve">D. Càng gần càng tốt</w:t>
+      </w:r>
+    </w:p>
+    <w:p>
+      <w:pPr>
+        <w:spacing w:after="120"/>
+      </w:pPr>
+    </w:p>
+    <w:p>
+      <w:pPr>
+        <w:spacing w:before="160" w:after="80"/>
+      </w:pPr>
+      <w:r>
+        <w:rPr>
+          <w:rFonts w:ascii="Times New Roman" w:hAnsi="Times New Roman" w:cs="Times New Roman" w:eastAsia="Times New Roman"/>
+          <w:sz w:val="26"/>
+          <w:szCs w:val="26"/>
+          <w:b/>
+          <w:bCs/>
+        </w:rPr>
+        <w:t xml:space="preserve">PHẦN II. THỰC HÀNH VÀ BÀI TẬP (2 câu – 5,0 điểm)</w:t>
+      </w:r>
+    </w:p>
+    <w:p>
+      <w:pPr>
+        <w:spacing w:before="100" w:after="40"/>
+      </w:pPr>
+      <w:r>
+        <w:rPr>
+          <w:rFonts w:ascii="Times New Roman" w:hAnsi="Times New Roman" w:cs="Times New Roman" w:eastAsia="Times New Roman"/>
+          <w:sz w:val="26"/>
+          <w:szCs w:val="26"/>
+          <w:b/>
+          <w:bCs/>
+        </w:rPr>
+        <w:t xml:space="preserve">Câu 1 (2,0 điểm) – Trả lời viết ra trên giấy: Quan sát máy tính để bàn trong phòng Tin học và ghi tên 4 bộ phận chính:</w:t>
+      </w:r>
+    </w:p>
+    <w:p>
+      <w:pPr>
+        <w:spacing w:before="20" w:after="40"/>
+        <w:ind w:left="360"/>
+      </w:pPr>
+      <w:r>
+        <w:rPr>
+          <w:rFonts w:ascii="Times New Roman" w:hAnsi="Times New Roman" w:cs="Times New Roman" w:eastAsia="Times New Roman"/>
+          <w:sz w:val="26"/>
+          <w:szCs w:val="26"/>
+        </w:rPr>
+        <w:t xml:space="preserve">+ Bộ phận 1: ....................................................................................................................................</w:t>
+      </w:r>
+    </w:p>
+    <w:p>
+      <w:pPr>
+        <w:spacing w:before="20" w:after="40"/>
+        <w:ind w:left="360"/>
+      </w:pPr>
+      <w:r>
+        <w:rPr>
+          <w:rFonts w:ascii="Times New Roman" w:hAnsi="Times New Roman" w:cs="Times New Roman" w:eastAsia="Times New Roman"/>
+          <w:sz w:val="26"/>
+          <w:szCs w:val="26"/>
+        </w:rPr>
+        <w:t xml:space="preserve">+ Bộ phận 2: ....................................................................................................................................</w:t>
+      </w:r>
+    </w:p>
+    <w:p>
+      <w:pPr>
+        <w:spacing w:before="20" w:after="40"/>
+        <w:ind w:left="360"/>
+      </w:pPr>
+      <w:r>
+        <w:rPr>
+          <w:rFonts w:ascii="Times New Roman" w:hAnsi="Times New Roman" w:cs="Times New Roman" w:eastAsia="Times New Roman"/>
+          <w:sz w:val="26"/>
+          <w:szCs w:val="26"/>
+        </w:rPr>
+        <w:t xml:space="preserve">+ Bộ phận 3: ....................................................................................................................................</w:t>
+      </w:r>
+    </w:p>
+    <w:p>
+      <w:pPr>
+        <w:spacing w:before="20" w:after="40"/>
+        <w:ind w:left="360"/>
+      </w:pPr>
+      <w:r>
+        <w:rPr>
+          <w:rFonts w:ascii="Times New Roman" w:hAnsi="Times New Roman" w:cs="Times New Roman" w:eastAsia="Times New Roman"/>
+          <w:sz w:val="26"/>
+          <w:szCs w:val="26"/>
+        </w:rPr>
+        <w:t xml:space="preserve">+ Bộ phận 4: ....................................................................................................................................</w:t>
+      </w:r>
+    </w:p>
+    <w:p>
+      <w:pPr>
+        <w:spacing w:before="100" w:after="40"/>
+      </w:pPr>
+      <w:r>
+        <w:rPr>
+          <w:rFonts w:ascii="Times New Roman" w:hAnsi="Times New Roman" w:cs="Times New Roman" w:eastAsia="Times New Roman"/>
+          <w:sz w:val="26"/>
+          <w:szCs w:val="26"/>
+          <w:b/>
+          <w:bCs/>
+        </w:rPr>
+        <w:t xml:space="preserve">Câu 2 (3,0 điểm) – Thực hành trên máy tính: Em hãy thực hiện các thao tác sau dưới sự quan sát của giáo viên:</w:t>
+      </w:r>
+    </w:p>
+    <w:p>
+      <w:pPr>
+        <w:spacing w:before="20" w:after="40"/>
+        <w:ind w:left="360"/>
+      </w:pPr>
+      <w:r>
+        <w:rPr>
+          <w:rFonts w:ascii="Times New Roman" w:hAnsi="Times New Roman" w:cs="Times New Roman" w:eastAsia="Times New Roman"/>
+          <w:sz w:val="26"/>
+          <w:szCs w:val="26"/>
+        </w:rPr>
+        <w:t xml:space="preserve">a) Khởi động (bật) máy tính đúng quy trình, chờ màn hình làm việc xuất hiện. (1,0 điểm)</w:t>
+      </w:r>
+    </w:p>
+    <w:p>
+      <w:pPr>
+        <w:spacing w:before="20" w:after="40"/>
+        <w:ind w:left="360"/>
+      </w:pPr>
+      <w:r>
+        <w:rPr>
+          <w:rFonts w:ascii="Times New Roman" w:hAnsi="Times New Roman" w:cs="Times New Roman" w:eastAsia="Times New Roman"/>
+          <w:sz w:val="26"/>
+          <w:szCs w:val="26"/>
+        </w:rPr>
+        <w:t xml:space="preserve">b) Mở phần mềm luyện gõ bàn phím (hoặc phần mềm Paint), thực hiện thao tác nhấp chuột di chuyển con trỏ. (1,0 điểm)</w:t>
+      </w:r>
+    </w:p>
+    <w:p>
+      <w:pPr>
+        <w:spacing w:before="20" w:after="40"/>
+        <w:ind w:left="360"/>
+      </w:pPr>
+      <w:r>
+        <w:rPr>
+          <w:rFonts w:ascii="Times New Roman" w:hAnsi="Times New Roman" w:cs="Times New Roman" w:eastAsia="Times New Roman"/>
+          <w:sz w:val="26"/>
+          <w:szCs w:val="26"/>
+        </w:rPr>
+        <w:t xml:space="preserve">c) Tắt máy tính đúng cách qua menu Start → Power → Shut Down. (1,0 điểm)</w:t>
+      </w:r>
+    </w:p>
+    <w:p>
+      <w:pPr>
+        <w:spacing w:after="80"/>
+      </w:pPr>
+    </w:p>
+    <w:p>
+      <w:pPr>
+        <w:jc w:val="center"/>
+        <w:spacing w:before="120" w:after="40"/>
+      </w:pPr>
+      <w:r>
+        <w:rPr>
+          <w:rFonts w:ascii="Times New Roman" w:hAnsi="Times New Roman" w:cs="Times New Roman" w:eastAsia="Times New Roman"/>
+          <w:sz w:val="26"/>
+          <w:szCs w:val="26"/>
+          <w:b/>
+          <w:bCs/>
+        </w:rPr>
+        <w:t xml:space="preserve">─── Hết ───</w:t>
+      </w:r>
+    </w:p>
+    <w:p>
+      <w:pPr>
+        <w:jc w:val="center"/>
+        <w:spacing w:after="240"/>
+      </w:pPr>
+      <w:r>
+        <w:rPr>
+          <w:rFonts w:ascii="Times New Roman" w:hAnsi="Times New Roman" w:cs="Times New Roman" w:eastAsia="Times New Roman"/>
+          <w:sz w:val="26"/>
+          <w:szCs w:val="26"/>
           <w:i/>
-          <w:sz w:val="24"/>
-          <w:rFonts w:ascii="Times New Roman" w:hAnsi="Times New Roman" w:cs="Times New Roman"/>
-        </w:rPr>
-        <w:t>Khoanh tròn vào chữ cái (A, B, C hoặc D) đứng trước câu trả lời đúng nhất:</w:t>
-      </w:r>
-    </w:p>
-    <w:p>
-      <w:pPr>
-        <w:spacing w:before="80" w:after="40" w:line="276" w:lineRule="auto"/>
-        <w:jc w:val="left"/>
-      </w:pPr>
-      <w:r>
-        <w:rPr>
-          <w:rFonts w:ascii="Times New Roman" w:hAnsi="Times New Roman"/>
+          <w:iCs/>
+        </w:rPr>
+        <w:t xml:space="preserve">Giám thị không giải thích gì thêm.</w:t>
+      </w:r>
+    </w:p>
+    <w:p>
+      <w:pPr>
+        <w:spacing w:after="160"/>
+      </w:pPr>
+    </w:p>
+    <w:p>
+      <w:pPr>
+        <w:jc w:val="center"/>
+        <w:spacing w:before="160" w:after="80"/>
+      </w:pPr>
+      <w:r>
+        <w:rPr>
+          <w:rFonts w:ascii="Times New Roman" w:hAnsi="Times New Roman" w:cs="Times New Roman" w:eastAsia="Times New Roman"/>
+          <w:sz w:val="26"/>
+          <w:szCs w:val="26"/>
           <w:b/>
-          <w:i w:val="0"/>
-          <w:sz w:val="24"/>
-          <w:rFonts w:ascii="Times New Roman" w:hAnsi="Times New Roman" w:cs="Times New Roman"/>
-        </w:rPr>
-        <w:t>Câu 1. Thông tin là gì?</w:t>
-      </w:r>
-    </w:p>
-    <w:p>
-      <w:pPr>
-        <w:spacing w:before="0" w:after="20" w:line="276" w:lineRule="auto"/>
-        <w:jc w:val="left"/>
-      </w:pPr>
-      <w:r>
-        <w:rPr>
-          <w:rFonts w:ascii="Times New Roman" w:hAnsi="Times New Roman"/>
-          <w:b w:val="0"/>
-          <w:i w:val="0"/>
-          <w:sz w:val="24"/>
-          <w:rFonts w:ascii="Times New Roman" w:hAnsi="Times New Roman" w:cs="Times New Roman"/>
-        </w:rPr>
-        <w:t xml:space="preserve">    A. Là các loại máy móc         B. Là những hiểu biết về thế giới xung quanh</w:t>
-      </w:r>
-    </w:p>
-    <w:p>
-      <w:pPr>
-        <w:spacing w:before="0" w:after="40" w:line="276" w:lineRule="auto"/>
-        <w:jc w:val="left"/>
-      </w:pPr>
-      <w:r>
-        <w:rPr>
-          <w:rFonts w:ascii="Times New Roman" w:hAnsi="Times New Roman"/>
-          <w:b w:val="0"/>
-          <w:i w:val="0"/>
-          <w:sz w:val="24"/>
-          <w:rFonts w:ascii="Times New Roman" w:hAnsi="Times New Roman" w:cs="Times New Roman"/>
-        </w:rPr>
-        <w:t xml:space="preserve">    C. Là sách vở         D. Là đồ chơi</w:t>
-      </w:r>
-    </w:p>
-    <w:p>
-      <w:pPr>
-        <w:spacing w:before="80" w:after="40" w:line="276" w:lineRule="auto"/>
-        <w:jc w:val="left"/>
-      </w:pPr>
-      <w:r>
-        <w:rPr>
-          <w:rFonts w:ascii="Times New Roman" w:hAnsi="Times New Roman"/>
+          <w:bCs/>
+        </w:rPr>
+        <w:t xml:space="preserve">ĐÁP ÁN VÀ HƯỚNG DẪN CHẤM</w:t>
+      </w:r>
+    </w:p>
+    <w:p>
+      <w:pPr>
+        <w:spacing w:before="80" w:after="80"/>
+      </w:pPr>
+      <w:r>
+        <w:rPr>
+          <w:rFonts w:ascii="Times New Roman" w:hAnsi="Times New Roman" w:cs="Times New Roman" w:eastAsia="Times New Roman"/>
+          <w:sz w:val="26"/>
+          <w:szCs w:val="26"/>
           <w:b/>
-          <w:i w:val="0"/>
-          <w:sz w:val="24"/>
-          <w:rFonts w:ascii="Times New Roman" w:hAnsi="Times New Roman" w:cs="Times New Roman"/>
-        </w:rPr>
-        <w:t>Câu 2. Em thu nhận thông tin bằng cách nào?</w:t>
-      </w:r>
-    </w:p>
-    <w:p>
-      <w:pPr>
-        <w:spacing w:before="0" w:after="20" w:line="276" w:lineRule="auto"/>
-        <w:jc w:val="left"/>
-      </w:pPr>
-      <w:r>
-        <w:rPr>
-          <w:rFonts w:ascii="Times New Roman" w:hAnsi="Times New Roman"/>
-          <w:b w:val="0"/>
-          <w:i w:val="0"/>
-          <w:sz w:val="24"/>
-          <w:rFonts w:ascii="Times New Roman" w:hAnsi="Times New Roman" w:cs="Times New Roman"/>
-        </w:rPr>
-        <w:t xml:space="preserve">    A. Chỉ bằng mắt         B. Chỉ bằng tai</w:t>
-      </w:r>
-    </w:p>
-    <w:p>
-      <w:pPr>
-        <w:spacing w:before="0" w:after="40" w:line="276" w:lineRule="auto"/>
-        <w:jc w:val="left"/>
-      </w:pPr>
-      <w:r>
-        <w:rPr>
-          <w:rFonts w:ascii="Times New Roman" w:hAnsi="Times New Roman"/>
-          <w:b w:val="0"/>
-          <w:i w:val="0"/>
-          <w:sz w:val="24"/>
-          <w:rFonts w:ascii="Times New Roman" w:hAnsi="Times New Roman" w:cs="Times New Roman"/>
-        </w:rPr>
-        <w:t xml:space="preserve">    C. Bằng các giác quan         D. Chỉ bằng mũi</w:t>
-      </w:r>
-    </w:p>
-    <w:p>
-      <w:pPr>
-        <w:spacing w:before="80" w:after="40" w:line="276" w:lineRule="auto"/>
-        <w:jc w:val="left"/>
-      </w:pPr>
-      <w:r>
-        <w:rPr>
-          <w:rFonts w:ascii="Times New Roman" w:hAnsi="Times New Roman"/>
-          <w:b/>
-          <w:i w:val="0"/>
-          <w:sz w:val="24"/>
-          <w:rFonts w:ascii="Times New Roman" w:hAnsi="Times New Roman" w:cs="Times New Roman"/>
-        </w:rPr>
-        <w:t>Câu 3. Khi nghe tiếng chuông báo hết giờ ra chơi, em biết cần phải làm gì?</w:t>
-      </w:r>
-    </w:p>
-    <w:p>
-      <w:pPr>
-        <w:spacing w:before="0" w:after="20" w:line="276" w:lineRule="auto"/>
-        <w:jc w:val="left"/>
-      </w:pPr>
-      <w:r>
-        <w:rPr>
-          <w:rFonts w:ascii="Times New Roman" w:hAnsi="Times New Roman"/>
-          <w:b w:val="0"/>
-          <w:i w:val="0"/>
-          <w:sz w:val="24"/>
-          <w:rFonts w:ascii="Times New Roman" w:hAnsi="Times New Roman" w:cs="Times New Roman"/>
-        </w:rPr>
-        <w:t xml:space="preserve">    A. Tiếp tục chơi         B. Vào lớp học</w:t>
-      </w:r>
-    </w:p>
-    <w:p>
-      <w:pPr>
-        <w:spacing w:before="0" w:after="40" w:line="276" w:lineRule="auto"/>
-        <w:jc w:val="left"/>
-      </w:pPr>
-      <w:r>
-        <w:rPr>
-          <w:rFonts w:ascii="Times New Roman" w:hAnsi="Times New Roman"/>
-          <w:b w:val="0"/>
-          <w:i w:val="0"/>
-          <w:sz w:val="24"/>
-          <w:rFonts w:ascii="Times New Roman" w:hAnsi="Times New Roman" w:cs="Times New Roman"/>
-        </w:rPr>
-        <w:t xml:space="preserve">    C. Về nhà         D. Đi ngủ</w:t>
-      </w:r>
-    </w:p>
-    <w:p>
-      <w:pPr>
-        <w:spacing w:before="80" w:after="40" w:line="276" w:lineRule="auto"/>
-        <w:jc w:val="left"/>
-      </w:pPr>
-      <w:r>
-        <w:rPr>
-          <w:rFonts w:ascii="Times New Roman" w:hAnsi="Times New Roman"/>
-          <w:b/>
-          <w:i w:val="0"/>
-          <w:sz w:val="24"/>
-          <w:rFonts w:ascii="Times New Roman" w:hAnsi="Times New Roman" w:cs="Times New Roman"/>
-        </w:rPr>
-        <w:t>Câu 4. Bước đầu tiên trong quy trình xử lí thông tin là gì?</w:t>
-      </w:r>
-    </w:p>
-    <w:p>
-      <w:pPr>
-        <w:spacing w:before="0" w:after="20" w:line="276" w:lineRule="auto"/>
-        <w:jc w:val="left"/>
-      </w:pPr>
-      <w:r>
-        <w:rPr>
-          <w:rFonts w:ascii="Times New Roman" w:hAnsi="Times New Roman"/>
-          <w:b w:val="0"/>
-          <w:i w:val="0"/>
-          <w:sz w:val="24"/>
-          <w:rFonts w:ascii="Times New Roman" w:hAnsi="Times New Roman" w:cs="Times New Roman"/>
-        </w:rPr>
-        <w:t xml:space="preserve">    A. Lưu trữ         B. Xử lí</w:t>
-      </w:r>
-    </w:p>
-    <w:p>
-      <w:pPr>
-        <w:spacing w:before="0" w:after="40" w:line="276" w:lineRule="auto"/>
-        <w:jc w:val="left"/>
-      </w:pPr>
-      <w:r>
-        <w:rPr>
-          <w:rFonts w:ascii="Times New Roman" w:hAnsi="Times New Roman"/>
-          <w:b w:val="0"/>
-          <w:i w:val="0"/>
-          <w:sz w:val="24"/>
-          <w:rFonts w:ascii="Times New Roman" w:hAnsi="Times New Roman" w:cs="Times New Roman"/>
-        </w:rPr>
-        <w:t xml:space="preserve">    C. Truyền         D. Thu nhận</w:t>
-      </w:r>
-    </w:p>
-    <w:p>
-      <w:pPr>
-        <w:spacing w:before="80" w:after="40" w:line="276" w:lineRule="auto"/>
-        <w:jc w:val="left"/>
-      </w:pPr>
-      <w:r>
-        <w:rPr>
-          <w:rFonts w:ascii="Times New Roman" w:hAnsi="Times New Roman"/>
-          <w:b/>
-          <w:i w:val="0"/>
-          <w:sz w:val="24"/>
-          <w:rFonts w:ascii="Times New Roman" w:hAnsi="Times New Roman" w:cs="Times New Roman"/>
-        </w:rPr>
-        <w:t>Câu 5. Quy trình xử lí thông tin có mấy bước?</w:t>
-      </w:r>
-    </w:p>
-    <w:p>
-      <w:pPr>
-        <w:spacing w:before="0" w:after="20" w:line="276" w:lineRule="auto"/>
-        <w:jc w:val="left"/>
-      </w:pPr>
-      <w:r>
-        <w:rPr>
-          <w:rFonts w:ascii="Times New Roman" w:hAnsi="Times New Roman"/>
-          <w:b w:val="0"/>
-          <w:i w:val="0"/>
-          <w:sz w:val="24"/>
-          <w:rFonts w:ascii="Times New Roman" w:hAnsi="Times New Roman" w:cs="Times New Roman"/>
-        </w:rPr>
-        <w:t xml:space="preserve">    A. 2 bước         B. 3 bước</w:t>
-      </w:r>
-    </w:p>
-    <w:p>
-      <w:pPr>
-        <w:spacing w:before="0" w:after="40" w:line="276" w:lineRule="auto"/>
-        <w:jc w:val="left"/>
-      </w:pPr>
-      <w:r>
-        <w:rPr>
-          <w:rFonts w:ascii="Times New Roman" w:hAnsi="Times New Roman"/>
-          <w:b w:val="0"/>
-          <w:i w:val="0"/>
-          <w:sz w:val="24"/>
-          <w:rFonts w:ascii="Times New Roman" w:hAnsi="Times New Roman" w:cs="Times New Roman"/>
-        </w:rPr>
-        <w:t xml:space="preserve">    C. 4 bước         D. 5 bước</w:t>
-      </w:r>
-    </w:p>
-    <w:p>
-      <w:pPr>
-        <w:spacing w:before="80" w:after="40" w:line="276" w:lineRule="auto"/>
-        <w:jc w:val="left"/>
-      </w:pPr>
-      <w:r>
-        <w:rPr>
-          <w:rFonts w:ascii="Times New Roman" w:hAnsi="Times New Roman"/>
-          <w:b/>
-          <w:i w:val="0"/>
-          <w:sz w:val="24"/>
-          <w:rFonts w:ascii="Times New Roman" w:hAnsi="Times New Roman" w:cs="Times New Roman"/>
-        </w:rPr>
-        <w:t>Câu 6. Bộ phận nào hiển thị hình ảnh trên máy tính?</w:t>
-      </w:r>
-    </w:p>
-    <w:p>
-      <w:pPr>
-        <w:spacing w:before="0" w:after="20" w:line="276" w:lineRule="auto"/>
-        <w:jc w:val="left"/>
-      </w:pPr>
-      <w:r>
-        <w:rPr>
-          <w:rFonts w:ascii="Times New Roman" w:hAnsi="Times New Roman"/>
-          <w:b w:val="0"/>
-          <w:i w:val="0"/>
-          <w:sz w:val="24"/>
-          <w:rFonts w:ascii="Times New Roman" w:hAnsi="Times New Roman" w:cs="Times New Roman"/>
-        </w:rPr>
-        <w:t xml:space="preserve">    A. Chuột         B. Bàn phím</w:t>
-      </w:r>
-    </w:p>
-    <w:p>
-      <w:pPr>
-        <w:spacing w:before="0" w:after="40" w:line="276" w:lineRule="auto"/>
-        <w:jc w:val="left"/>
-      </w:pPr>
-      <w:r>
-        <w:rPr>
-          <w:rFonts w:ascii="Times New Roman" w:hAnsi="Times New Roman"/>
-          <w:b w:val="0"/>
-          <w:i w:val="0"/>
-          <w:sz w:val="24"/>
-          <w:rFonts w:ascii="Times New Roman" w:hAnsi="Times New Roman" w:cs="Times New Roman"/>
-        </w:rPr>
-        <w:t xml:space="preserve">    C. Màn hình         D. Loa</w:t>
-      </w:r>
-    </w:p>
-    <w:p>
-      <w:pPr>
-        <w:spacing w:before="80" w:after="40" w:line="276" w:lineRule="auto"/>
-        <w:jc w:val="left"/>
-      </w:pPr>
-      <w:r>
-        <w:rPr>
-          <w:rFonts w:ascii="Times New Roman" w:hAnsi="Times New Roman"/>
-          <w:b/>
-          <w:i w:val="0"/>
-          <w:sz w:val="24"/>
-          <w:rFonts w:ascii="Times New Roman" w:hAnsi="Times New Roman" w:cs="Times New Roman"/>
-        </w:rPr>
-        <w:t>Câu 7. Bàn phím dùng để làm gì?</w:t>
-      </w:r>
-    </w:p>
-    <w:p>
-      <w:pPr>
-        <w:spacing w:before="0" w:after="20" w:line="276" w:lineRule="auto"/>
-        <w:jc w:val="left"/>
-      </w:pPr>
-      <w:r>
-        <w:rPr>
-          <w:rFonts w:ascii="Times New Roman" w:hAnsi="Times New Roman"/>
-          <w:b w:val="0"/>
-          <w:i w:val="0"/>
-          <w:sz w:val="24"/>
-          <w:rFonts w:ascii="Times New Roman" w:hAnsi="Times New Roman" w:cs="Times New Roman"/>
-        </w:rPr>
-        <w:t xml:space="preserve">    A. Phát âm thanh         B. Hiển thị hình ảnh</w:t>
-      </w:r>
-    </w:p>
-    <w:p>
-      <w:pPr>
-        <w:spacing w:before="0" w:after="40" w:line="276" w:lineRule="auto"/>
-        <w:jc w:val="left"/>
-      </w:pPr>
-      <w:r>
-        <w:rPr>
-          <w:rFonts w:ascii="Times New Roman" w:hAnsi="Times New Roman"/>
-          <w:b w:val="0"/>
-          <w:i w:val="0"/>
-          <w:sz w:val="24"/>
-          <w:rFonts w:ascii="Times New Roman" w:hAnsi="Times New Roman" w:cs="Times New Roman"/>
-        </w:rPr>
-        <w:t xml:space="preserve">    C. Gõ chữ, số và ra lệnh         D. Chụp ảnh</w:t>
-      </w:r>
-    </w:p>
-    <w:p>
-      <w:pPr>
-        <w:spacing w:before="80" w:after="40" w:line="276" w:lineRule="auto"/>
-        <w:jc w:val="left"/>
-      </w:pPr>
-      <w:r>
-        <w:rPr>
-          <w:rFonts w:ascii="Times New Roman" w:hAnsi="Times New Roman"/>
-          <w:b/>
-          <w:i w:val="0"/>
-          <w:sz w:val="24"/>
-          <w:rFonts w:ascii="Times New Roman" w:hAnsi="Times New Roman" w:cs="Times New Roman"/>
-        </w:rPr>
-        <w:t>Câu 8. Thân máy chứa bộ phận quan trọng nào?</w:t>
-      </w:r>
-    </w:p>
-    <w:p>
-      <w:pPr>
-        <w:spacing w:before="0" w:after="20" w:line="276" w:lineRule="auto"/>
-        <w:jc w:val="left"/>
-      </w:pPr>
-      <w:r>
-        <w:rPr>
-          <w:rFonts w:ascii="Times New Roman" w:hAnsi="Times New Roman"/>
-          <w:b w:val="0"/>
-          <w:i w:val="0"/>
-          <w:sz w:val="24"/>
-          <w:rFonts w:ascii="Times New Roman" w:hAnsi="Times New Roman" w:cs="Times New Roman"/>
-        </w:rPr>
-        <w:t xml:space="preserve">    A. Loa phát nhạc         B. Bộ xử lí (bộ não máy tính)</w:t>
-      </w:r>
-    </w:p>
-    <w:p>
-      <w:pPr>
-        <w:spacing w:before="0" w:after="40" w:line="276" w:lineRule="auto"/>
-        <w:jc w:val="left"/>
-      </w:pPr>
-      <w:r>
-        <w:rPr>
-          <w:rFonts w:ascii="Times New Roman" w:hAnsi="Times New Roman"/>
-          <w:b w:val="0"/>
-          <w:i w:val="0"/>
-          <w:sz w:val="24"/>
-          <w:rFonts w:ascii="Times New Roman" w:hAnsi="Times New Roman" w:cs="Times New Roman"/>
-        </w:rPr>
-        <w:t xml:space="preserve">    C. Màn hình phụ         D. Pin sạc</w:t>
-      </w:r>
-    </w:p>
-    <w:p>
-      <w:pPr>
-        <w:spacing w:before="80" w:after="40" w:line="276" w:lineRule="auto"/>
-        <w:jc w:val="left"/>
-      </w:pPr>
-      <w:r>
-        <w:rPr>
-          <w:rFonts w:ascii="Times New Roman" w:hAnsi="Times New Roman"/>
-          <w:b/>
-          <w:i w:val="0"/>
-          <w:sz w:val="24"/>
-          <w:rFonts w:ascii="Times New Roman" w:hAnsi="Times New Roman" w:cs="Times New Roman"/>
-        </w:rPr>
-        <w:t>Câu 9. Máy tính xách tay khác máy tính bàn ở điểm nào?</w:t>
-      </w:r>
-    </w:p>
-    <w:p>
-      <w:pPr>
-        <w:spacing w:before="0" w:after="20" w:line="276" w:lineRule="auto"/>
-        <w:jc w:val="left"/>
-      </w:pPr>
-      <w:r>
-        <w:rPr>
-          <w:rFonts w:ascii="Times New Roman" w:hAnsi="Times New Roman"/>
-          <w:b w:val="0"/>
-          <w:i w:val="0"/>
-          <w:sz w:val="24"/>
-          <w:rFonts w:ascii="Times New Roman" w:hAnsi="Times New Roman" w:cs="Times New Roman"/>
-        </w:rPr>
-        <w:t xml:space="preserve">    A. Không có màn hình         B. Gọn nhẹ, dễ mang theo</w:t>
-      </w:r>
-    </w:p>
-    <w:p>
-      <w:pPr>
-        <w:spacing w:before="0" w:after="40" w:line="276" w:lineRule="auto"/>
-        <w:jc w:val="left"/>
-      </w:pPr>
-      <w:r>
-        <w:rPr>
-          <w:rFonts w:ascii="Times New Roman" w:hAnsi="Times New Roman"/>
-          <w:b w:val="0"/>
-          <w:i w:val="0"/>
-          <w:sz w:val="24"/>
-          <w:rFonts w:ascii="Times New Roman" w:hAnsi="Times New Roman" w:cs="Times New Roman"/>
-        </w:rPr>
-        <w:t xml:space="preserve">    C. Không thể gõ chữ         D. Không có chuột</w:t>
-      </w:r>
-    </w:p>
-    <w:p>
-      <w:pPr>
-        <w:spacing w:before="80" w:after="40" w:line="276" w:lineRule="auto"/>
-        <w:jc w:val="left"/>
-      </w:pPr>
-      <w:r>
-        <w:rPr>
-          <w:rFonts w:ascii="Times New Roman" w:hAnsi="Times New Roman"/>
-          <w:b/>
-          <w:i w:val="0"/>
-          <w:sz w:val="24"/>
-          <w:rFonts w:ascii="Times New Roman" w:hAnsi="Times New Roman" w:cs="Times New Roman"/>
-        </w:rPr>
-        <w:t>Câu 10. Thiết bị nào sau đây KHÔNG phải là máy tính?</w:t>
-      </w:r>
-    </w:p>
-    <w:p>
-      <w:pPr>
-        <w:spacing w:before="0" w:after="20" w:line="276" w:lineRule="auto"/>
-        <w:jc w:val="left"/>
-      </w:pPr>
-      <w:r>
-        <w:rPr>
-          <w:rFonts w:ascii="Times New Roman" w:hAnsi="Times New Roman"/>
-          <w:b w:val="0"/>
-          <w:i w:val="0"/>
-          <w:sz w:val="24"/>
-          <w:rFonts w:ascii="Times New Roman" w:hAnsi="Times New Roman" w:cs="Times New Roman"/>
-        </w:rPr>
-        <w:t xml:space="preserve">    A. Laptop         B. Máy tính bảng</w:t>
-      </w:r>
-    </w:p>
-    <w:p>
-      <w:pPr>
-        <w:spacing w:before="0" w:after="40" w:line="276" w:lineRule="auto"/>
-        <w:jc w:val="left"/>
-      </w:pPr>
-      <w:r>
-        <w:rPr>
-          <w:rFonts w:ascii="Times New Roman" w:hAnsi="Times New Roman"/>
-          <w:b w:val="0"/>
-          <w:i w:val="0"/>
-          <w:sz w:val="24"/>
-          <w:rFonts w:ascii="Times New Roman" w:hAnsi="Times New Roman" w:cs="Times New Roman"/>
-        </w:rPr>
-        <w:t xml:space="preserve">    C. Tivi thường         D. Điện thoại thông minh</w:t>
-      </w:r>
-    </w:p>
-    <w:p>
-      <w:pPr>
-        <w:spacing w:before="80" w:after="40" w:line="276" w:lineRule="auto"/>
-        <w:jc w:val="left"/>
-      </w:pPr>
-      <w:r>
-        <w:rPr>
-          <w:rFonts w:ascii="Times New Roman" w:hAnsi="Times New Roman"/>
-          <w:b/>
-          <w:i w:val="0"/>
-          <w:sz w:val="24"/>
-          <w:rFonts w:ascii="Times New Roman" w:hAnsi="Times New Roman" w:cs="Times New Roman"/>
-        </w:rPr>
-        <w:t>Câu 11. Tư thế ngồi đúng khi dùng máy tính là gì?</w:t>
-      </w:r>
-    </w:p>
-    <w:p>
-      <w:pPr>
-        <w:spacing w:before="0" w:after="20" w:line="276" w:lineRule="auto"/>
-        <w:jc w:val="left"/>
-      </w:pPr>
-      <w:r>
-        <w:rPr>
-          <w:rFonts w:ascii="Times New Roman" w:hAnsi="Times New Roman"/>
-          <w:b w:val="0"/>
-          <w:i w:val="0"/>
-          <w:sz w:val="24"/>
-          <w:rFonts w:ascii="Times New Roman" w:hAnsi="Times New Roman" w:cs="Times New Roman"/>
-        </w:rPr>
-        <w:t xml:space="preserve">    A. Nằm ngửa         B. Ngồi thẳng lưng, mắt cách màn hình 50 cm</w:t>
-      </w:r>
-    </w:p>
-    <w:p>
-      <w:pPr>
-        <w:spacing w:before="0" w:after="40" w:line="276" w:lineRule="auto"/>
-        <w:jc w:val="left"/>
-      </w:pPr>
-      <w:r>
-        <w:rPr>
-          <w:rFonts w:ascii="Times New Roman" w:hAnsi="Times New Roman"/>
-          <w:b w:val="0"/>
-          <w:i w:val="0"/>
-          <w:sz w:val="24"/>
-          <w:rFonts w:ascii="Times New Roman" w:hAnsi="Times New Roman" w:cs="Times New Roman"/>
-        </w:rPr>
-        <w:t xml:space="preserve">    C. Cúi sát màn hình         D. Ngồi xổm</w:t>
-      </w:r>
-    </w:p>
-    <w:p>
-      <w:pPr>
-        <w:spacing w:before="80" w:after="40" w:line="276" w:lineRule="auto"/>
-        <w:jc w:val="left"/>
-      </w:pPr>
-      <w:r>
-        <w:rPr>
-          <w:rFonts w:ascii="Times New Roman" w:hAnsi="Times New Roman"/>
-          <w:b/>
-          <w:i w:val="0"/>
-          <w:sz w:val="24"/>
-          <w:rFonts w:ascii="Times New Roman" w:hAnsi="Times New Roman" w:cs="Times New Roman"/>
-        </w:rPr>
-        <w:t>Câu 12. Em nên nghỉ mắt sau mỗi bao lâu khi dùng máy tính?</w:t>
-      </w:r>
-    </w:p>
-    <w:p>
-      <w:pPr>
-        <w:spacing w:before="0" w:after="20" w:line="276" w:lineRule="auto"/>
-        <w:jc w:val="left"/>
-      </w:pPr>
-      <w:r>
-        <w:rPr>
-          <w:rFonts w:ascii="Times New Roman" w:hAnsi="Times New Roman"/>
-          <w:b w:val="0"/>
-          <w:i w:val="0"/>
-          <w:sz w:val="24"/>
-          <w:rFonts w:ascii="Times New Roman" w:hAnsi="Times New Roman" w:cs="Times New Roman"/>
-        </w:rPr>
-        <w:t xml:space="preserve">    A. 5 giờ         B. 30-45 phút</w:t>
-      </w:r>
-    </w:p>
-    <w:p>
-      <w:pPr>
-        <w:spacing w:before="0" w:after="40" w:line="276" w:lineRule="auto"/>
-        <w:jc w:val="left"/>
-      </w:pPr>
-      <w:r>
-        <w:rPr>
-          <w:rFonts w:ascii="Times New Roman" w:hAnsi="Times New Roman"/>
-          <w:b w:val="0"/>
-          <w:i w:val="0"/>
-          <w:sz w:val="24"/>
-          <w:rFonts w:ascii="Times New Roman" w:hAnsi="Times New Roman" w:cs="Times New Roman"/>
-        </w:rPr>
-        <w:t xml:space="preserve">    C. 3 giờ         D. Không cần nghỉ</w:t>
-      </w:r>
-    </w:p>
-    <w:p>
-      <w:pPr>
-        <w:spacing w:before="80" w:after="40" w:line="276" w:lineRule="auto"/>
-        <w:jc w:val="left"/>
-      </w:pPr>
-      <w:r>
-        <w:rPr>
-          <w:rFonts w:ascii="Times New Roman" w:hAnsi="Times New Roman"/>
-          <w:b/>
-          <w:i w:val="0"/>
-          <w:sz w:val="24"/>
-          <w:rFonts w:ascii="Times New Roman" w:hAnsi="Times New Roman" w:cs="Times New Roman"/>
-        </w:rPr>
-        <w:t>Câu 13. Để tắt máy tính đúng cách, em vào đâu?</w:t>
-      </w:r>
-    </w:p>
-    <w:p>
-      <w:pPr>
-        <w:spacing w:before="0" w:after="20" w:line="276" w:lineRule="auto"/>
-        <w:jc w:val="left"/>
-      </w:pPr>
-      <w:r>
-        <w:rPr>
-          <w:rFonts w:ascii="Times New Roman" w:hAnsi="Times New Roman"/>
-          <w:b w:val="0"/>
-          <w:i w:val="0"/>
-          <w:sz w:val="24"/>
-          <w:rFonts w:ascii="Times New Roman" w:hAnsi="Times New Roman" w:cs="Times New Roman"/>
-        </w:rPr>
-        <w:t xml:space="preserve">    A. Rút dây điện         B. Giữ nút nguồn</w:t>
-      </w:r>
-    </w:p>
-    <w:p>
-      <w:pPr>
-        <w:spacing w:before="0" w:after="40" w:line="276" w:lineRule="auto"/>
-        <w:jc w:val="left"/>
-      </w:pPr>
-      <w:r>
-        <w:rPr>
-          <w:rFonts w:ascii="Times New Roman" w:hAnsi="Times New Roman"/>
-          <w:b w:val="0"/>
-          <w:i w:val="0"/>
-          <w:sz w:val="24"/>
-          <w:rFonts w:ascii="Times New Roman" w:hAnsi="Times New Roman" w:cs="Times New Roman"/>
-        </w:rPr>
-        <w:t xml:space="preserve">    C. Start → Shut Down         D. Đóng nắp laptop</w:t>
-      </w:r>
-    </w:p>
-    <w:p>
-      <w:pPr>
-        <w:spacing w:before="80" w:after="40" w:line="276" w:lineRule="auto"/>
-        <w:jc w:val="left"/>
-      </w:pPr>
-      <w:r>
-        <w:rPr>
-          <w:rFonts w:ascii="Times New Roman" w:hAnsi="Times New Roman"/>
-          <w:b/>
-          <w:i w:val="0"/>
-          <w:sz w:val="24"/>
-          <w:rFonts w:ascii="Times New Roman" w:hAnsi="Times New Roman" w:cs="Times New Roman"/>
-        </w:rPr>
-        <w:t>Câu 14. Em KHÔNG nên làm gì khi dùng máy tính?</w:t>
-      </w:r>
-    </w:p>
-    <w:p>
-      <w:pPr>
-        <w:spacing w:before="0" w:after="20" w:line="276" w:lineRule="auto"/>
-        <w:jc w:val="left"/>
-      </w:pPr>
-      <w:r>
-        <w:rPr>
-          <w:rFonts w:ascii="Times New Roman" w:hAnsi="Times New Roman"/>
-          <w:b w:val="0"/>
-          <w:i w:val="0"/>
-          <w:sz w:val="24"/>
-          <w:rFonts w:ascii="Times New Roman" w:hAnsi="Times New Roman" w:cs="Times New Roman"/>
-        </w:rPr>
-        <w:t xml:space="preserve">    A. Rửa tay trước khi dùng         B. Ăn uống gần máy tính</w:t>
-      </w:r>
-    </w:p>
-    <w:p>
-      <w:pPr>
-        <w:spacing w:before="0" w:after="40" w:line="276" w:lineRule="auto"/>
-        <w:jc w:val="left"/>
-      </w:pPr>
-      <w:r>
-        <w:rPr>
-          <w:rFonts w:ascii="Times New Roman" w:hAnsi="Times New Roman"/>
-          <w:b w:val="0"/>
-          <w:i w:val="0"/>
-          <w:sz w:val="24"/>
-          <w:rFonts w:ascii="Times New Roman" w:hAnsi="Times New Roman" w:cs="Times New Roman"/>
-        </w:rPr>
-        <w:t xml:space="preserve">    C. Ngồi đúng tư thế         D. Nghỉ mắt thường xuyên</w:t>
-      </w:r>
-    </w:p>
-    <w:p>
-      <w:pPr>
-        <w:spacing w:before="80" w:after="40" w:line="276" w:lineRule="auto"/>
-        <w:jc w:val="left"/>
-      </w:pPr>
-      <w:r>
-        <w:rPr>
-          <w:rFonts w:ascii="Times New Roman" w:hAnsi="Times New Roman"/>
-          <w:b/>
-          <w:i w:val="0"/>
-          <w:sz w:val="24"/>
-          <w:rFonts w:ascii="Times New Roman" w:hAnsi="Times New Roman" w:cs="Times New Roman"/>
-        </w:rPr>
-        <w:t>Câu 15. Nút nào để bật máy tính?</w:t>
-      </w:r>
-    </w:p>
-    <w:p>
-      <w:pPr>
-        <w:spacing w:before="0" w:after="20" w:line="276" w:lineRule="auto"/>
-        <w:jc w:val="left"/>
-      </w:pPr>
-      <w:r>
-        <w:rPr>
-          <w:rFonts w:ascii="Times New Roman" w:hAnsi="Times New Roman"/>
-          <w:b w:val="0"/>
-          <w:i w:val="0"/>
-          <w:sz w:val="24"/>
-          <w:rFonts w:ascii="Times New Roman" w:hAnsi="Times New Roman" w:cs="Times New Roman"/>
-        </w:rPr>
-        <w:t xml:space="preserve">    A. Enter         B. Caps Lock</w:t>
-      </w:r>
-    </w:p>
-    <w:p>
-      <w:pPr>
-        <w:spacing w:before="0" w:after="40" w:line="276" w:lineRule="auto"/>
-        <w:jc w:val="left"/>
-      </w:pPr>
-      <w:r>
-        <w:rPr>
-          <w:rFonts w:ascii="Times New Roman" w:hAnsi="Times New Roman"/>
-          <w:b w:val="0"/>
-          <w:i w:val="0"/>
-          <w:sz w:val="24"/>
-          <w:rFonts w:ascii="Times New Roman" w:hAnsi="Times New Roman" w:cs="Times New Roman"/>
-        </w:rPr>
-        <w:t xml:space="preserve">    C. Power (nút nguồn)         D. Reset</w:t>
-      </w:r>
-    </w:p>
-    <w:p>
-      <w:pPr>
-        <w:spacing w:before="80" w:after="40" w:line="276" w:lineRule="auto"/>
-        <w:jc w:val="left"/>
-      </w:pPr>
-      <w:r>
-        <w:rPr>
-          <w:rFonts w:ascii="Times New Roman" w:hAnsi="Times New Roman"/>
-          <w:b/>
-          <w:i w:val="0"/>
-          <w:sz w:val="24"/>
-          <w:rFonts w:ascii="Times New Roman" w:hAnsi="Times New Roman" w:cs="Times New Roman"/>
-        </w:rPr>
-        <w:t>Câu 16. Khi em ghi bài vào vở, em đang thực hiện bước nào?</w:t>
-      </w:r>
-    </w:p>
-    <w:p>
-      <w:pPr>
-        <w:spacing w:before="0" w:after="20" w:line="276" w:lineRule="auto"/>
-        <w:jc w:val="left"/>
-      </w:pPr>
-      <w:r>
-        <w:rPr>
-          <w:rFonts w:ascii="Times New Roman" w:hAnsi="Times New Roman"/>
-          <w:b w:val="0"/>
-          <w:i w:val="0"/>
-          <w:sz w:val="24"/>
-          <w:rFonts w:ascii="Times New Roman" w:hAnsi="Times New Roman" w:cs="Times New Roman"/>
-        </w:rPr>
-        <w:t xml:space="preserve">    A. Thu nhận         B. Xử lí</w:t>
-      </w:r>
-    </w:p>
-    <w:p>
-      <w:pPr>
-        <w:spacing w:before="0" w:after="40" w:line="276" w:lineRule="auto"/>
-        <w:jc w:val="left"/>
-      </w:pPr>
-      <w:r>
-        <w:rPr>
-          <w:rFonts w:ascii="Times New Roman" w:hAnsi="Times New Roman"/>
-          <w:b w:val="0"/>
-          <w:i w:val="0"/>
-          <w:sz w:val="24"/>
-          <w:rFonts w:ascii="Times New Roman" w:hAnsi="Times New Roman" w:cs="Times New Roman"/>
-        </w:rPr>
-        <w:t xml:space="preserve">    C. Lưu trữ         D. Truyền</w:t>
-      </w:r>
-    </w:p>
-    <w:p>
-      <w:pPr>
-        <w:spacing w:before="80" w:after="40" w:line="276" w:lineRule="auto"/>
-        <w:jc w:val="left"/>
-      </w:pPr>
-      <w:r>
-        <w:rPr>
-          <w:rFonts w:ascii="Times New Roman" w:hAnsi="Times New Roman"/>
-          <w:b/>
-          <w:i w:val="0"/>
-          <w:sz w:val="24"/>
-          <w:rFonts w:ascii="Times New Roman" w:hAnsi="Times New Roman" w:cs="Times New Roman"/>
-        </w:rPr>
-        <w:t>Câu 17. Khi em kể chuyện cho bạn nghe, em đang thực hiện bước nào?</w:t>
-      </w:r>
-    </w:p>
-    <w:p>
-      <w:pPr>
-        <w:spacing w:before="0" w:after="20" w:line="276" w:lineRule="auto"/>
-        <w:jc w:val="left"/>
-      </w:pPr>
-      <w:r>
-        <w:rPr>
-          <w:rFonts w:ascii="Times New Roman" w:hAnsi="Times New Roman"/>
-          <w:b w:val="0"/>
-          <w:i w:val="0"/>
-          <w:sz w:val="24"/>
-          <w:rFonts w:ascii="Times New Roman" w:hAnsi="Times New Roman" w:cs="Times New Roman"/>
-        </w:rPr>
-        <w:t xml:space="preserve">    A. Thu nhận         B. Xử lí</w:t>
-      </w:r>
-    </w:p>
-    <w:p>
-      <w:pPr>
-        <w:spacing w:before="0" w:after="40" w:line="276" w:lineRule="auto"/>
-        <w:jc w:val="left"/>
-      </w:pPr>
-      <w:r>
-        <w:rPr>
-          <w:rFonts w:ascii="Times New Roman" w:hAnsi="Times New Roman"/>
-          <w:b w:val="0"/>
-          <w:i w:val="0"/>
-          <w:sz w:val="24"/>
-          <w:rFonts w:ascii="Times New Roman" w:hAnsi="Times New Roman" w:cs="Times New Roman"/>
-        </w:rPr>
-        <w:t xml:space="preserve">    C. Lưu trữ         D. Truyền thông tin</w:t>
-      </w:r>
-    </w:p>
-    <w:p>
-      <w:pPr>
-        <w:spacing w:before="80" w:after="40" w:line="276" w:lineRule="auto"/>
-        <w:jc w:val="left"/>
-      </w:pPr>
-      <w:r>
-        <w:rPr>
-          <w:rFonts w:ascii="Times New Roman" w:hAnsi="Times New Roman"/>
-          <w:b/>
-          <w:i w:val="0"/>
-          <w:sz w:val="24"/>
-          <w:rFonts w:ascii="Times New Roman" w:hAnsi="Times New Roman" w:cs="Times New Roman"/>
-        </w:rPr>
-        <w:t>Câu 18. Não bộ con người tương ứng với bộ phận nào của máy tính?</w:t>
-      </w:r>
-    </w:p>
-    <w:p>
-      <w:pPr>
-        <w:spacing w:before="0" w:after="20" w:line="276" w:lineRule="auto"/>
-        <w:jc w:val="left"/>
-      </w:pPr>
-      <w:r>
-        <w:rPr>
-          <w:rFonts w:ascii="Times New Roman" w:hAnsi="Times New Roman"/>
-          <w:b w:val="0"/>
-          <w:i w:val="0"/>
-          <w:sz w:val="24"/>
-          <w:rFonts w:ascii="Times New Roman" w:hAnsi="Times New Roman" w:cs="Times New Roman"/>
-        </w:rPr>
-        <w:t xml:space="preserve">    A. Màn hình         B. Bàn phím</w:t>
-      </w:r>
-    </w:p>
-    <w:p>
-      <w:pPr>
-        <w:spacing w:before="0" w:after="40" w:line="276" w:lineRule="auto"/>
-        <w:jc w:val="left"/>
-      </w:pPr>
-      <w:r>
-        <w:rPr>
-          <w:rFonts w:ascii="Times New Roman" w:hAnsi="Times New Roman"/>
-          <w:b w:val="0"/>
-          <w:i w:val="0"/>
-          <w:sz w:val="24"/>
-          <w:rFonts w:ascii="Times New Roman" w:hAnsi="Times New Roman" w:cs="Times New Roman"/>
-        </w:rPr>
-        <w:t xml:space="preserve">    C. Bộ xử lí (CPU)         D. Chuột</w:t>
-      </w:r>
-    </w:p>
-    <w:p>
-      <w:pPr>
-        <w:spacing w:before="80" w:after="40" w:line="276" w:lineRule="auto"/>
-        <w:jc w:val="left"/>
-      </w:pPr>
-      <w:r>
-        <w:rPr>
-          <w:rFonts w:ascii="Times New Roman" w:hAnsi="Times New Roman"/>
-          <w:b/>
-          <w:i w:val="0"/>
-          <w:sz w:val="24"/>
-          <w:rFonts w:ascii="Times New Roman" w:hAnsi="Times New Roman" w:cs="Times New Roman"/>
-        </w:rPr>
-        <w:t>Câu 19. Webcam dùng để làm gì?</w:t>
-      </w:r>
-    </w:p>
-    <w:p>
-      <w:pPr>
-        <w:spacing w:before="0" w:after="20" w:line="276" w:lineRule="auto"/>
-        <w:jc w:val="left"/>
-      </w:pPr>
-      <w:r>
-        <w:rPr>
-          <w:rFonts w:ascii="Times New Roman" w:hAnsi="Times New Roman"/>
-          <w:b w:val="0"/>
-          <w:i w:val="0"/>
-          <w:sz w:val="24"/>
-          <w:rFonts w:ascii="Times New Roman" w:hAnsi="Times New Roman" w:cs="Times New Roman"/>
-        </w:rPr>
-        <w:t xml:space="preserve">    A. Gõ chữ         B. Chụp ảnh và quay video</w:t>
-      </w:r>
-    </w:p>
-    <w:p>
-      <w:pPr>
-        <w:spacing w:before="0" w:after="40" w:line="276" w:lineRule="auto"/>
-        <w:jc w:val="left"/>
-      </w:pPr>
-      <w:r>
-        <w:rPr>
-          <w:rFonts w:ascii="Times New Roman" w:hAnsi="Times New Roman"/>
-          <w:b w:val="0"/>
-          <w:i w:val="0"/>
-          <w:sz w:val="24"/>
-          <w:rFonts w:ascii="Times New Roman" w:hAnsi="Times New Roman" w:cs="Times New Roman"/>
-        </w:rPr>
-        <w:t xml:space="preserve">    C. Phát nhạc         D. In giấy</w:t>
-      </w:r>
-    </w:p>
-    <w:p>
-      <w:pPr>
-        <w:spacing w:before="80" w:after="40" w:line="276" w:lineRule="auto"/>
-        <w:jc w:val="left"/>
-      </w:pPr>
-      <w:r>
-        <w:rPr>
-          <w:rFonts w:ascii="Times New Roman" w:hAnsi="Times New Roman"/>
-          <w:b/>
-          <w:i w:val="0"/>
-          <w:sz w:val="24"/>
-          <w:rFonts w:ascii="Times New Roman" w:hAnsi="Times New Roman" w:cs="Times New Roman"/>
-        </w:rPr>
-        <w:t>Câu 20. Khoảng cách từ mắt đến màn hình máy tính nên là bao nhiêu?</w:t>
-      </w:r>
-    </w:p>
-    <w:p>
-      <w:pPr>
-        <w:spacing w:before="0" w:after="20" w:line="276" w:lineRule="auto"/>
-        <w:jc w:val="left"/>
-      </w:pPr>
-      <w:r>
-        <w:rPr>
-          <w:rFonts w:ascii="Times New Roman" w:hAnsi="Times New Roman"/>
-          <w:b w:val="0"/>
-          <w:i w:val="0"/>
-          <w:sz w:val="24"/>
-          <w:rFonts w:ascii="Times New Roman" w:hAnsi="Times New Roman" w:cs="Times New Roman"/>
-        </w:rPr>
-        <w:t xml:space="preserve">    A. 10 cm         B. 50-70 cm</w:t>
-      </w:r>
-    </w:p>
-    <w:p>
-      <w:pPr>
-        <w:spacing w:before="0" w:after="40" w:line="276" w:lineRule="auto"/>
-        <w:jc w:val="left"/>
-      </w:pPr>
-      <w:r>
-        <w:rPr>
-          <w:rFonts w:ascii="Times New Roman" w:hAnsi="Times New Roman"/>
-          <w:b w:val="0"/>
-          <w:i w:val="0"/>
-          <w:sz w:val="24"/>
-          <w:rFonts w:ascii="Times New Roman" w:hAnsi="Times New Roman" w:cs="Times New Roman"/>
-        </w:rPr>
-        <w:t xml:space="preserve">    C. 200 cm         D. Càng gần càng tốt</w:t>
-      </w:r>
-    </w:p>
-    <w:p>
-      <w:pPr>
-        <w:spacing w:before="160" w:after="80" w:line="276" w:lineRule="auto"/>
-        <w:jc w:val="left"/>
-      </w:pPr>
-      <w:r>
-        <w:rPr>
-          <w:rFonts w:ascii="Times New Roman" w:hAnsi="Times New Roman"/>
-          <w:b/>
-          <w:i w:val="0"/>
-          <w:sz w:val="26"/>
-          <w:rFonts w:ascii="Times New Roman" w:hAnsi="Times New Roman" w:cs="Times New Roman"/>
-        </w:rPr>
-        <w:t>PHẦN II. THỰC HÀNH (2 câu – 5,0 điểm)</w:t>
-      </w:r>
-    </w:p>
-    <w:p>
-      <w:pPr>
-        <w:spacing w:before="120" w:after="80" w:line="276" w:lineRule="auto"/>
-        <w:jc w:val="left"/>
-      </w:pPr>
-      <w:r>
-        <w:rPr>
-          <w:rFonts w:ascii="Times New Roman" w:hAnsi="Times New Roman"/>
-          <w:b/>
-          <w:i w:val="0"/>
-          <w:sz w:val="24"/>
-          <w:rFonts w:ascii="Times New Roman" w:hAnsi="Times New Roman" w:cs="Times New Roman"/>
-        </w:rPr>
-        <w:t>Câu 1 (2,0 điểm) – Thực hành nhận diện</w:t>
-      </w:r>
-    </w:p>
-    <w:p>
-      <w:pPr>
-        <w:spacing w:before="0" w:after="80" w:line="276" w:lineRule="auto"/>
-        <w:jc w:val="left"/>
-      </w:pPr>
-      <w:r>
-        <w:rPr>
-          <w:rFonts w:ascii="Times New Roman" w:hAnsi="Times New Roman"/>
-          <w:b w:val="0"/>
-          <w:i w:val="0"/>
-          <w:sz w:val="24"/>
-          <w:rFonts w:ascii="Times New Roman" w:hAnsi="Times New Roman" w:cs="Times New Roman"/>
-        </w:rPr>
-        <w:t xml:space="preserve">  Em hãy quan sát máy tính trong phòng Tin học và chỉ ra (hoặc ghi tên) 4 bộ phận chính của máy tính để bàn. Với mỗi bộ phận, em hãy nêu 1 chức năng của nó.</w:t>
-      </w:r>
-    </w:p>
-    <w:p>
-      <w:pPr>
-        <w:spacing w:before="120" w:after="80" w:line="276" w:lineRule="auto"/>
-        <w:jc w:val="left"/>
-      </w:pPr>
-      <w:r>
-        <w:rPr>
-          <w:rFonts w:ascii="Times New Roman" w:hAnsi="Times New Roman"/>
-          <w:b/>
-          <w:i w:val="0"/>
-          <w:sz w:val="24"/>
-          <w:rFonts w:ascii="Times New Roman" w:hAnsi="Times New Roman" w:cs="Times New Roman"/>
-        </w:rPr>
-        <w:t>Câu 2 (3,0 điểm) – Thực hành thao tác</w:t>
-      </w:r>
-    </w:p>
-    <w:p>
-      <w:pPr>
-        <w:spacing w:before="0" w:after="80" w:line="276" w:lineRule="auto"/>
-        <w:jc w:val="left"/>
-      </w:pPr>
-      <w:r>
-        <w:rPr>
-          <w:rFonts w:ascii="Times New Roman" w:hAnsi="Times New Roman"/>
-          <w:b w:val="0"/>
-          <w:i w:val="0"/>
-          <w:sz w:val="24"/>
-          <w:rFonts w:ascii="Times New Roman" w:hAnsi="Times New Roman" w:cs="Times New Roman"/>
-        </w:rPr>
-        <w:t xml:space="preserve">  Em hãy thực hiện các bước sau trên máy tính:</w:t>
-        <w:br/>
-        <w:t>a) Khởi động máy tính đúng cách (1,0 điểm)</w:t>
-        <w:br/>
-        <w:t>b) Mở một chương trình bất kỳ (ví dụ: Paint) bằng chuột (1,0 điểm)</w:t>
-        <w:br/>
-        <w:t>c) Tắt máy tính đúng cách qua menu Bắt đầu (Start) rồi chọn Tắt máy (Shut Down) (1,0 điểm)</w:t>
-      </w:r>
-    </w:p>
-    <w:p>
-      <w:pPr>
-        <w:spacing w:before="160" w:after="80" w:line="276" w:lineRule="auto"/>
-        <w:jc w:val="center"/>
-      </w:pPr>
-      <w:r>
-        <w:rPr>
-          <w:rFonts w:ascii="Times New Roman" w:hAnsi="Times New Roman"/>
-          <w:b/>
-          <w:i w:val="0"/>
-          <w:sz w:val="26"/>
-          <w:rFonts w:ascii="Times New Roman" w:hAnsi="Times New Roman" w:cs="Times New Roman"/>
-        </w:rPr>
-        <w:t>─── Hết ───</w:t>
-      </w:r>
-    </w:p>
-    <w:p>
-      <w:pPr>
-        <w:spacing w:before="0" w:after="80" w:line="276" w:lineRule="auto"/>
-        <w:jc w:val="center"/>
-      </w:pPr>
-      <w:r>
-        <w:rPr>
-          <w:rFonts w:ascii="Times New Roman" w:hAnsi="Times New Roman"/>
-          <w:b w:val="0"/>
-          <w:i/>
-          <w:sz w:val="22"/>
-          <w:rFonts w:ascii="Times New Roman" w:hAnsi="Times New Roman" w:cs="Times New Roman"/>
-        </w:rPr>
-        <w:t>Giám thị không giải thích gì thêm.</w:t>
-      </w:r>
-    </w:p>
-    <w:p>
-      <w:r>
-        <w:br w:type="page"/>
-      </w:r>
-    </w:p>
-    <w:p>
-      <w:pPr>
-        <w:spacing w:before="120" w:after="80" w:line="276" w:lineRule="auto"/>
-        <w:jc w:val="center"/>
-      </w:pPr>
-      <w:r>
-        <w:rPr>
-          <w:rFonts w:ascii="Times New Roman" w:hAnsi="Times New Roman"/>
-          <w:b/>
-          <w:i w:val="0"/>
-          <w:color w:val="1B4F9B"/>
-          <w:sz w:val="28"/>
-          <w:rFonts w:ascii="Times New Roman" w:hAnsi="Times New Roman" w:cs="Times New Roman"/>
-        </w:rPr>
-        <w:t>ĐÁP ÁN VÀ HƯỚNG DẪN CHẤM</w:t>
-      </w:r>
-    </w:p>
-    <w:p>
-      <w:pPr>
-        <w:spacing w:before="80" w:after="80" w:line="276" w:lineRule="auto"/>
-        <w:jc w:val="left"/>
-      </w:pPr>
-      <w:r>
-        <w:rPr>
-          <w:rFonts w:ascii="Times New Roman" w:hAnsi="Times New Roman"/>
-          <w:b/>
-          <w:i w:val="0"/>
-          <w:sz w:val="26"/>
-          <w:rFonts w:ascii="Times New Roman" w:hAnsi="Times New Roman" w:cs="Times New Roman"/>
-        </w:rPr>
-        <w:t>I. TRẮC NGHIỆM (20 câu – 5,0 điểm. Mỗi câu trả lời đúng được 0,25 điểm)</w:t>
+          <w:bCs/>
+        </w:rPr>
+        <w:t xml:space="preserve">I. TRẮC NGHIỆM (20 câu – 5,0 điểm. Mỗi câu trả lời đúng được 0,25 điểm)</w:t>
       </w:r>
     </w:p>
     <w:tbl>
@@ -1837,14 +2459,12 @@
             </w:pPr>
             <w:r>
               <w:rPr>
-                <w:rFonts w:ascii="Times New Roman" w:hAnsi="Times New Roman"/>
+                <w:rFonts w:ascii="Times New Roman" w:hAnsi="Times New Roman" w:eastAsia="Times New Roman"/>
                 <w:b/>
                 <w:i w:val="0"/>
-                <w:color w:val="B40000"/>
-                <w:sz w:val="22"/>
-                <w:rFonts w:ascii="Times New Roman" w:hAnsi="Times New Roman" w:cs="Times New Roman"/>
-              </w:rPr>
-              <w:t>B</w:t>
+                <w:sz w:val="26"/>
+              </w:rPr>
+              <w:t>C</w:t>
             </w:r>
           </w:p>
         </w:tc>
@@ -1864,14 +2484,12 @@
             </w:pPr>
             <w:r>
               <w:rPr>
-                <w:rFonts w:ascii="Times New Roman" w:hAnsi="Times New Roman"/>
+                <w:rFonts w:ascii="Times New Roman" w:hAnsi="Times New Roman" w:eastAsia="Times New Roman"/>
                 <w:b/>
                 <w:i w:val="0"/>
-                <w:color w:val="B40000"/>
-                <w:sz w:val="22"/>
-                <w:rFonts w:ascii="Times New Roman" w:hAnsi="Times New Roman" w:cs="Times New Roman"/>
-              </w:rPr>
-              <w:t>C</w:t>
+                <w:sz w:val="26"/>
+              </w:rPr>
+              <w:t>D</w:t>
             </w:r>
           </w:p>
         </w:tc>
@@ -1891,14 +2509,12 @@
             </w:pPr>
             <w:r>
               <w:rPr>
-                <w:rFonts w:ascii="Times New Roman" w:hAnsi="Times New Roman"/>
+                <w:rFonts w:ascii="Times New Roman" w:hAnsi="Times New Roman" w:eastAsia="Times New Roman"/>
                 <w:b/>
                 <w:i w:val="0"/>
-                <w:color w:val="B40000"/>
-                <w:sz w:val="22"/>
-                <w:rFonts w:ascii="Times New Roman" w:hAnsi="Times New Roman" w:cs="Times New Roman"/>
-              </w:rPr>
-              <w:t>B</w:t>
+                <w:sz w:val="26"/>
+              </w:rPr>
+              <w:t>D</w:t>
             </w:r>
           </w:p>
         </w:tc>
@@ -1918,14 +2534,12 @@
             </w:pPr>
             <w:r>
               <w:rPr>
-                <w:rFonts w:ascii="Times New Roman" w:hAnsi="Times New Roman"/>
+                <w:rFonts w:ascii="Times New Roman" w:hAnsi="Times New Roman" w:eastAsia="Times New Roman"/>
                 <w:b/>
                 <w:i w:val="0"/>
-                <w:color w:val="B40000"/>
-                <w:sz w:val="22"/>
-                <w:rFonts w:ascii="Times New Roman" w:hAnsi="Times New Roman" w:cs="Times New Roman"/>
-              </w:rPr>
-              <w:t>D</w:t>
+                <w:sz w:val="26"/>
+              </w:rPr>
+              <w:t>B</w:t>
             </w:r>
           </w:p>
         </w:tc>
@@ -1945,14 +2559,12 @@
             </w:pPr>
             <w:r>
               <w:rPr>
-                <w:rFonts w:ascii="Times New Roman" w:hAnsi="Times New Roman"/>
+                <w:rFonts w:ascii="Times New Roman" w:hAnsi="Times New Roman" w:eastAsia="Times New Roman"/>
                 <w:b/>
                 <w:i w:val="0"/>
-                <w:color w:val="B40000"/>
-                <w:sz w:val="22"/>
-                <w:rFonts w:ascii="Times New Roman" w:hAnsi="Times New Roman" w:cs="Times New Roman"/>
-              </w:rPr>
-              <w:t>C</w:t>
+                <w:sz w:val="26"/>
+              </w:rPr>
+              <w:t>B</w:t>
             </w:r>
           </w:p>
         </w:tc>
@@ -1972,14 +2584,12 @@
             </w:pPr>
             <w:r>
               <w:rPr>
-                <w:rFonts w:ascii="Times New Roman" w:hAnsi="Times New Roman"/>
+                <w:rFonts w:ascii="Times New Roman" w:hAnsi="Times New Roman" w:eastAsia="Times New Roman"/>
                 <w:b/>
                 <w:i w:val="0"/>
-                <w:color w:val="B40000"/>
-                <w:sz w:val="22"/>
-                <w:rFonts w:ascii="Times New Roman" w:hAnsi="Times New Roman" w:cs="Times New Roman"/>
-              </w:rPr>
-              <w:t>C</w:t>
+                <w:sz w:val="26"/>
+              </w:rPr>
+              <w:t>A</w:t>
             </w:r>
           </w:p>
         </w:tc>
@@ -1999,14 +2609,12 @@
             </w:pPr>
             <w:r>
               <w:rPr>
-                <w:rFonts w:ascii="Times New Roman" w:hAnsi="Times New Roman"/>
+                <w:rFonts w:ascii="Times New Roman" w:hAnsi="Times New Roman" w:eastAsia="Times New Roman"/>
                 <w:b/>
                 <w:i w:val="0"/>
-                <w:color w:val="B40000"/>
-                <w:sz w:val="22"/>
-                <w:rFonts w:ascii="Times New Roman" w:hAnsi="Times New Roman" w:cs="Times New Roman"/>
-              </w:rPr>
-              <w:t>C</w:t>
+                <w:sz w:val="26"/>
+              </w:rPr>
+              <w:t>B</w:t>
             </w:r>
           </w:p>
         </w:tc>
@@ -2026,12 +2634,10 @@
             </w:pPr>
             <w:r>
               <w:rPr>
-                <w:rFonts w:ascii="Times New Roman" w:hAnsi="Times New Roman"/>
+                <w:rFonts w:ascii="Times New Roman" w:hAnsi="Times New Roman" w:eastAsia="Times New Roman"/>
                 <w:b/>
                 <w:i w:val="0"/>
-                <w:color w:val="B40000"/>
-                <w:sz w:val="22"/>
-                <w:rFonts w:ascii="Times New Roman" w:hAnsi="Times New Roman" w:cs="Times New Roman"/>
+                <w:sz w:val="26"/>
               </w:rPr>
               <w:t>B</w:t>
             </w:r>
@@ -2053,14 +2659,12 @@
             </w:pPr>
             <w:r>
               <w:rPr>
-                <w:rFonts w:ascii="Times New Roman" w:hAnsi="Times New Roman"/>
+                <w:rFonts w:ascii="Times New Roman" w:hAnsi="Times New Roman" w:eastAsia="Times New Roman"/>
                 <w:b/>
                 <w:i w:val="0"/>
-                <w:color w:val="B40000"/>
-                <w:sz w:val="22"/>
-                <w:rFonts w:ascii="Times New Roman" w:hAnsi="Times New Roman" w:cs="Times New Roman"/>
-              </w:rPr>
-              <w:t>B</w:t>
+                <w:sz w:val="26"/>
+              </w:rPr>
+              <w:t>C</w:t>
             </w:r>
           </w:p>
         </w:tc>
@@ -2080,14 +2684,12 @@
             </w:pPr>
             <w:r>
               <w:rPr>
-                <w:rFonts w:ascii="Times New Roman" w:hAnsi="Times New Roman"/>
+                <w:rFonts w:ascii="Times New Roman" w:hAnsi="Times New Roman" w:eastAsia="Times New Roman"/>
                 <w:b/>
                 <w:i w:val="0"/>
-                <w:color w:val="B40000"/>
-                <w:sz w:val="22"/>
-                <w:rFonts w:ascii="Times New Roman" w:hAnsi="Times New Roman" w:cs="Times New Roman"/>
-              </w:rPr>
-              <w:t>C</w:t>
+                <w:sz w:val="26"/>
+              </w:rPr>
+              <w:t>A</w:t>
             </w:r>
           </w:p>
         </w:tc>
@@ -2414,14 +3016,12 @@
             </w:pPr>
             <w:r>
               <w:rPr>
-                <w:rFonts w:ascii="Times New Roman" w:hAnsi="Times New Roman"/>
+                <w:rFonts w:ascii="Times New Roman" w:hAnsi="Times New Roman" w:eastAsia="Times New Roman"/>
                 <w:b/>
                 <w:i w:val="0"/>
-                <w:color w:val="B40000"/>
-                <w:sz w:val="22"/>
-                <w:rFonts w:ascii="Times New Roman" w:hAnsi="Times New Roman" w:cs="Times New Roman"/>
-              </w:rPr>
-              <w:t>B</w:t>
+                <w:sz w:val="26"/>
+              </w:rPr>
+              <w:t>D</w:t>
             </w:r>
           </w:p>
         </w:tc>
@@ -2441,14 +3041,12 @@
             </w:pPr>
             <w:r>
               <w:rPr>
-                <w:rFonts w:ascii="Times New Roman" w:hAnsi="Times New Roman"/>
+                <w:rFonts w:ascii="Times New Roman" w:hAnsi="Times New Roman" w:eastAsia="Times New Roman"/>
                 <w:b/>
                 <w:i w:val="0"/>
-                <w:color w:val="B40000"/>
-                <w:sz w:val="22"/>
-                <w:rFonts w:ascii="Times New Roman" w:hAnsi="Times New Roman" w:cs="Times New Roman"/>
-              </w:rPr>
-              <w:t>B</w:t>
+                <w:sz w:val="26"/>
+              </w:rPr>
+              <w:t>C</w:t>
             </w:r>
           </w:p>
         </w:tc>
@@ -2468,14 +3066,12 @@
             </w:pPr>
             <w:r>
               <w:rPr>
-                <w:rFonts w:ascii="Times New Roman" w:hAnsi="Times New Roman"/>
+                <w:rFonts w:ascii="Times New Roman" w:hAnsi="Times New Roman" w:eastAsia="Times New Roman"/>
                 <w:b/>
                 <w:i w:val="0"/>
-                <w:color w:val="B40000"/>
-                <w:sz w:val="22"/>
-                <w:rFonts w:ascii="Times New Roman" w:hAnsi="Times New Roman" w:cs="Times New Roman"/>
-              </w:rPr>
-              <w:t>C</w:t>
+                <w:sz w:val="26"/>
+              </w:rPr>
+              <w:t>A</w:t>
             </w:r>
           </w:p>
         </w:tc>
@@ -2495,14 +3091,12 @@
             </w:pPr>
             <w:r>
               <w:rPr>
-                <w:rFonts w:ascii="Times New Roman" w:hAnsi="Times New Roman"/>
+                <w:rFonts w:ascii="Times New Roman" w:hAnsi="Times New Roman" w:eastAsia="Times New Roman"/>
                 <w:b/>
                 <w:i w:val="0"/>
-                <w:color w:val="B40000"/>
-                <w:sz w:val="22"/>
-                <w:rFonts w:ascii="Times New Roman" w:hAnsi="Times New Roman" w:cs="Times New Roman"/>
-              </w:rPr>
-              <w:t>B</w:t>
+                <w:sz w:val="26"/>
+              </w:rPr>
+              <w:t>D</w:t>
             </w:r>
           </w:p>
         </w:tc>
@@ -2522,12 +3116,10 @@
             </w:pPr>
             <w:r>
               <w:rPr>
-                <w:rFonts w:ascii="Times New Roman" w:hAnsi="Times New Roman"/>
+                <w:rFonts w:ascii="Times New Roman" w:hAnsi="Times New Roman" w:eastAsia="Times New Roman"/>
                 <w:b/>
                 <w:i w:val="0"/>
-                <w:color w:val="B40000"/>
-                <w:sz w:val="22"/>
-                <w:rFonts w:ascii="Times New Roman" w:hAnsi="Times New Roman" w:cs="Times New Roman"/>
+                <w:sz w:val="26"/>
               </w:rPr>
               <w:t>C</w:t>
             </w:r>
@@ -2549,14 +3141,12 @@
             </w:pPr>
             <w:r>
               <w:rPr>
-                <w:rFonts w:ascii="Times New Roman" w:hAnsi="Times New Roman"/>
+                <w:rFonts w:ascii="Times New Roman" w:hAnsi="Times New Roman" w:eastAsia="Times New Roman"/>
                 <w:b/>
                 <w:i w:val="0"/>
-                <w:color w:val="B40000"/>
-                <w:sz w:val="22"/>
-                <w:rFonts w:ascii="Times New Roman" w:hAnsi="Times New Roman" w:cs="Times New Roman"/>
-              </w:rPr>
-              <w:t>C</w:t>
+                <w:sz w:val="26"/>
+              </w:rPr>
+              <w:t>A</w:t>
             </w:r>
           </w:p>
         </w:tc>
@@ -2576,12 +3166,10 @@
             </w:pPr>
             <w:r>
               <w:rPr>
-                <w:rFonts w:ascii="Times New Roman" w:hAnsi="Times New Roman"/>
+                <w:rFonts w:ascii="Times New Roman" w:hAnsi="Times New Roman" w:eastAsia="Times New Roman"/>
                 <w:b/>
                 <w:i w:val="0"/>
-                <w:color w:val="B40000"/>
-                <w:sz w:val="22"/>
-                <w:rFonts w:ascii="Times New Roman" w:hAnsi="Times New Roman" w:cs="Times New Roman"/>
+                <w:sz w:val="26"/>
               </w:rPr>
               <w:t>D</w:t>
             </w:r>
@@ -2603,14 +3191,12 @@
             </w:pPr>
             <w:r>
               <w:rPr>
-                <w:rFonts w:ascii="Times New Roman" w:hAnsi="Times New Roman"/>
+                <w:rFonts w:ascii="Times New Roman" w:hAnsi="Times New Roman" w:eastAsia="Times New Roman"/>
                 <w:b/>
                 <w:i w:val="0"/>
-                <w:color w:val="B40000"/>
-                <w:sz w:val="22"/>
-                <w:rFonts w:ascii="Times New Roman" w:hAnsi="Times New Roman" w:cs="Times New Roman"/>
-              </w:rPr>
-              <w:t>C</w:t>
+                <w:sz w:val="26"/>
+              </w:rPr>
+              <w:t>A</w:t>
             </w:r>
           </w:p>
         </w:tc>
@@ -2630,14 +3216,12 @@
             </w:pPr>
             <w:r>
               <w:rPr>
-                <w:rFonts w:ascii="Times New Roman" w:hAnsi="Times New Roman"/>
+                <w:rFonts w:ascii="Times New Roman" w:hAnsi="Times New Roman" w:eastAsia="Times New Roman"/>
                 <w:b/>
                 <w:i w:val="0"/>
-                <w:color w:val="B40000"/>
-                <w:sz w:val="22"/>
-                <w:rFonts w:ascii="Times New Roman" w:hAnsi="Times New Roman" w:cs="Times New Roman"/>
-              </w:rPr>
-              <w:t>B</w:t>
+                <w:sz w:val="26"/>
+              </w:rPr>
+              <w:t>C</w:t>
             </w:r>
           </w:p>
         </w:tc>
@@ -2657,12 +3241,10 @@
             </w:pPr>
             <w:r>
               <w:rPr>
-                <w:rFonts w:ascii="Times New Roman" w:hAnsi="Times New Roman"/>
+                <w:rFonts w:ascii="Times New Roman" w:hAnsi="Times New Roman" w:eastAsia="Times New Roman"/>
                 <w:b/>
                 <w:i w:val="0"/>
-                <w:color w:val="B40000"/>
-                <w:sz w:val="22"/>
-                <w:rFonts w:ascii="Times New Roman" w:hAnsi="Times New Roman" w:cs="Times New Roman"/>
+                <w:sz w:val="26"/>
               </w:rPr>
               <w:t>B</w:t>
             </w:r>
@@ -2672,94 +3254,113 @@
     </w:tbl>
     <w:p>
       <w:pPr>
-        <w:spacing w:before="160" w:after="80" w:line="276" w:lineRule="auto"/>
-        <w:jc w:val="left"/>
-      </w:pPr>
-      <w:r>
-        <w:rPr>
-          <w:rFonts w:ascii="Times New Roman" w:hAnsi="Times New Roman"/>
+        <w:spacing w:after="80"/>
+      </w:pPr>
+    </w:p>
+    <w:p>
+      <w:pPr>
+        <w:spacing w:before="120" w:after="80"/>
+      </w:pPr>
+      <w:r>
+        <w:rPr>
+          <w:rFonts w:ascii="Times New Roman" w:hAnsi="Times New Roman" w:cs="Times New Roman" w:eastAsia="Times New Roman"/>
+          <w:sz w:val="26"/>
+          <w:szCs w:val="26"/>
           <w:b/>
-          <w:i w:val="0"/>
-          <w:sz w:val="26"/>
-          <w:rFonts w:ascii="Times New Roman" w:hAnsi="Times New Roman" w:cs="Times New Roman"/>
-        </w:rPr>
-        <w:t>II. THỰC HÀNH (2 câu – 5,0 điểm)</w:t>
-      </w:r>
-    </w:p>
-    <w:p>
-      <w:pPr>
-        <w:spacing w:before="80" w:after="80" w:line="276" w:lineRule="auto"/>
-        <w:jc w:val="left"/>
-      </w:pPr>
-      <w:r>
-        <w:rPr>
-          <w:rFonts w:ascii="Times New Roman" w:hAnsi="Times New Roman"/>
+          <w:bCs/>
+        </w:rPr>
+        <w:t xml:space="preserve">II. THỰC HÀNH VÀ BÀI TẬP (2 câu – 5,0 điểm)</w:t>
+      </w:r>
+    </w:p>
+    <w:p>
+      <w:pPr>
+        <w:spacing w:before="40" w:after="40"/>
+      </w:pPr>
+      <w:r>
+        <w:rPr>
+          <w:rFonts w:ascii="Times New Roman" w:hAnsi="Times New Roman" w:cs="Times New Roman" w:eastAsia="Times New Roman"/>
+          <w:sz w:val="26"/>
+          <w:szCs w:val="26"/>
           <w:b/>
-          <w:i w:val="0"/>
-          <w:sz w:val="24"/>
-          <w:rFonts w:ascii="Times New Roman" w:hAnsi="Times New Roman" w:cs="Times New Roman"/>
-        </w:rPr>
-        <w:t>Câu 1 (2,0 điểm) – Thực hành nhận diện:</w:t>
-      </w:r>
-    </w:p>
-    <w:p>
-      <w:pPr>
-        <w:spacing w:before="0" w:after="80" w:line="276" w:lineRule="auto"/>
-        <w:jc w:val="left"/>
-      </w:pPr>
-      <w:r>
-        <w:rPr>
-          <w:rFonts w:ascii="Times New Roman" w:hAnsi="Times New Roman"/>
-          <w:b w:val="0"/>
-          <w:i w:val="0"/>
-          <w:sz w:val="22"/>
-          <w:rFonts w:ascii="Times New Roman" w:hAnsi="Times New Roman" w:cs="Times New Roman"/>
-        </w:rPr>
-        <w:t xml:space="preserve">  - Nhận diện đúng 4 bộ phận: Màn hình, Thân máy, Bàn phím, Chuột (1,0 điểm)</w:t>
-        <w:br/>
-        <w:t>- Nêu đúng chức năng mỗi bộ phận (1,0 điểm)</w:t>
-      </w:r>
-    </w:p>
-    <w:p>
-      <w:pPr>
-        <w:spacing w:before="80" w:after="80" w:line="276" w:lineRule="auto"/>
-        <w:jc w:val="left"/>
-      </w:pPr>
-      <w:r>
-        <w:rPr>
-          <w:rFonts w:ascii="Times New Roman" w:hAnsi="Times New Roman"/>
+          <w:bCs/>
+        </w:rPr>
+        <w:t xml:space="preserve">Câu 1 (2,0 điểm) – Trả lời viết ra trên giấy:</w:t>
+      </w:r>
+    </w:p>
+    <w:p>
+      <w:pPr>
+        <w:spacing w:before="40" w:after="40"/>
+        <w:ind w:left="360"/>
+      </w:pPr>
+      <w:r>
+        <w:rPr>
+          <w:rFonts w:ascii="Times New Roman" w:hAnsi="Times New Roman" w:cs="Times New Roman" w:eastAsia="Times New Roman"/>
+          <w:sz w:val="26"/>
+          <w:szCs w:val="26"/>
+        </w:rPr>
+        <w:t xml:space="preserve">- Ghi đúng tên 4 bộ phận chính: Màn hình, Thân máy, Bàn phím, Chuột (mỗi bộ phận đúng được 0,5 điểm).</w:t>
+      </w:r>
+    </w:p>
+    <w:p>
+      <w:pPr>
+        <w:spacing w:before="40" w:after="40"/>
+      </w:pPr>
+      <w:r>
+        <w:rPr>
+          <w:rFonts w:ascii="Times New Roman" w:hAnsi="Times New Roman" w:cs="Times New Roman" w:eastAsia="Times New Roman"/>
+          <w:sz w:val="26"/>
+          <w:szCs w:val="26"/>
           <w:b/>
-          <w:i w:val="0"/>
-          <w:sz w:val="24"/>
-          <w:rFonts w:ascii="Times New Roman" w:hAnsi="Times New Roman" w:cs="Times New Roman"/>
-        </w:rPr>
-        <w:t>Câu 2 (3,0 điểm) – Thực hành thao tác:</w:t>
-      </w:r>
-    </w:p>
-    <w:p>
-      <w:pPr>
-        <w:spacing w:before="0" w:after="80" w:line="276" w:lineRule="auto"/>
-        <w:jc w:val="left"/>
-      </w:pPr>
-      <w:r>
-        <w:rPr>
-          <w:rFonts w:ascii="Times New Roman" w:hAnsi="Times New Roman"/>
-          <w:b w:val="0"/>
-          <w:i w:val="0"/>
-          <w:sz w:val="22"/>
-          <w:rFonts w:ascii="Times New Roman" w:hAnsi="Times New Roman" w:cs="Times New Roman"/>
-        </w:rPr>
-        <w:t xml:space="preserve">  a) Nhấn nút nguồn (Power), chờ màn hình làm việc xuất hiện (1,0 điểm)</w:t>
-        <w:br/>
-        <w:t>b) Nhấp đúp chuột vào biểu tượng Paint hoặc tìm qua menu Start (1,0 điểm)</w:t>
-        <w:br/>
-        <w:t>c) Nhấp Start rồi chọn Shut Down, chờ máy tính tắt hoàn toàn (1,0 điểm)</w:t>
-      </w:r>
-    </w:p>
-    <w:p>
-      <w:pPr>
-        <w:spacing w:before="0" w:after="120" w:line="276" w:lineRule="auto"/>
-        <w:jc w:val="left"/>
+          <w:bCs/>
+        </w:rPr>
+        <w:t xml:space="preserve">Câu 2 (3,0 điểm) – Thực hành trên máy tính:</w:t>
+      </w:r>
+    </w:p>
+    <w:p>
+      <w:pPr>
+        <w:spacing w:before="40" w:after="40"/>
+        <w:ind w:left="360"/>
+      </w:pPr>
+      <w:r>
+        <w:rPr>
+          <w:rFonts w:ascii="Times New Roman" w:hAnsi="Times New Roman" w:cs="Times New Roman" w:eastAsia="Times New Roman"/>
+          <w:sz w:val="26"/>
+          <w:szCs w:val="26"/>
+        </w:rPr>
+        <w:t xml:space="preserve">a) Nhấn nút nguồn (Power), bật máy tính đúng quy trình (1,0 điểm).</w:t>
+      </w:r>
+    </w:p>
+    <w:p>
+      <w:pPr>
+        <w:spacing w:before="40" w:after="40"/>
+        <w:ind w:left="360"/>
+      </w:pPr>
+      <w:r>
+        <w:rPr>
+          <w:rFonts w:ascii="Times New Roman" w:hAnsi="Times New Roman" w:cs="Times New Roman" w:eastAsia="Times New Roman"/>
+          <w:sz w:val="26"/>
+          <w:szCs w:val="26"/>
+        </w:rPr>
+        <w:t xml:space="preserve">b) Mở đúng phần mềm và thao tác chuột thành thạo (1,0 điểm).</w:t>
+      </w:r>
+    </w:p>
+    <w:p>
+      <w:pPr>
+        <w:spacing w:before="40" w:after="40"/>
+        <w:ind w:left="360"/>
+      </w:pPr>
+      <w:r>
+        <w:rPr>
+          <w:rFonts w:ascii="Times New Roman" w:hAnsi="Times New Roman" w:cs="Times New Roman" w:eastAsia="Times New Roman"/>
+          <w:sz w:val="26"/>
+          <w:szCs w:val="26"/>
+        </w:rPr>
+        <w:t xml:space="preserve">c) Thực hiện thao tác tắt máy tính đúng quy trình Start → Shut Down (1,0 điểm).</w:t>
+      </w:r>
+    </w:p>
+    <w:p>
+      <w:pPr>
+        <w:spacing w:after="160"/>
       </w:pPr>
     </w:p>
     <w:tbl>
